--- a/doc/Relatorio_Atividades_Praticas_Atualizado_21-08-2026.docx
+++ b/doc/Relatorio_Atividades_Praticas_Atualizado_21-08-2026.docx
@@ -1,6 +1,6 @@
 
 <file path=word/document.xml><?xml version="1.0" encoding="utf-8"?>
-<w:document xmlns:wpc="http://schemas.microsoft.com/office/word/2010/wordprocessingCanvas" xmlns:cx="http://schemas.microsoft.com/office/drawing/2014/chartex" xmlns:cx1="http://schemas.microsoft.com/office/drawing/2015/9/8/chartex" xmlns:cx2="http://schemas.microsoft.com/office/drawing/2015/10/21/chartex" xmlns:cx3="http://schemas.microsoft.com/office/drawing/2016/5/9/chartex" xmlns:cx4="http://schemas.microsoft.com/office/drawing/2016/5/10/chartex" xmlns:cx5="http://schemas.microsoft.com/office/drawing/2016/5/11/chartex" xmlns:cx6="http://schemas.microsoft.com/office/drawing/2016/5/12/chartex" xmlns:cx7="http://schemas.microsoft.com/office/drawing/2016/5/13/chartex" xmlns:cx8="http://schemas.microsoft.com/office/drawing/2016/5/14/chartex" xmlns:mc="http://schemas.openxmlformats.org/markup-compatibility/2006" xmlns:aink="http://schemas.microsoft.com/office/drawing/2016/ink" xmlns:am3d="http://schemas.microsoft.com/office/drawing/2017/model3d" xmlns:o="urn:schemas-microsoft-com:office:office" xmlns:oel="http://schemas.microsoft.com/office/2019/extlst" xmlns:r="http://schemas.openxmlformats.org/officeDocument/2006/relationships" xmlns:m="http://schemas.openxmlformats.org/officeDocument/2006/math" xmlns:v="urn:schemas-microsoft-com:vml" xmlns:wp14="http://schemas.microsoft.com/office/word/2010/wordprocessingDrawing" xmlns:wp="http://schemas.openxmlformats.org/drawingml/2006/wordprocessingDrawing" xmlns:w10="urn:schemas-microsoft-com:office:word" xmlns:w="http://schemas.openxmlformats.org/wordprocessingml/2006/main" xmlns:w14="http://schemas.microsoft.com/office/word/2010/wordml" xmlns:w15="http://schemas.microsoft.com/office/word/2012/wordml" xmlns:w16cei="http://schemas.microsoft.com/office/word/2026/wordml/cei" xmlns:w16cex="http://schemas.microsoft.com/office/word/2018/wordml/cex" xmlns:w16cid="http://schemas.microsoft.com/office/word/2016/wordml/cid" xmlns:w16="http://schemas.microsoft.com/office/word/2018/wordml" xmlns:w16du="http://schemas.microsoft.com/office/word/2023/wordml/word16du" xmlns:w16sdtdh="http://schemas.microsoft.com/office/word/2020/wordml/sdtdatahash" xmlns:w16sdtfl="http://schemas.microsoft.com/office/word/2024/wordml/sdtformatlock" xmlns:w16se="http://schemas.microsoft.com/office/word/2015/wordml/symex" xmlns:wpg="http://schemas.microsoft.com/office/word/2010/wordprocessingGroup" xmlns:wpi="http://schemas.microsoft.com/office/word/2010/wordprocessingInk" xmlns:wne="http://schemas.microsoft.com/office/word/2006/wordml" xmlns:wps="http://schemas.microsoft.com/office/word/2010/wordprocessingShape" mc:Ignorable="w14 w15 w16se w16cid w16 w16cex w16sdtdh w16sdtfl w16du wp14">
+<w:document xmlns:wpc="http://schemas.microsoft.com/office/word/2010/wordprocessingCanvas" xmlns:cx="http://schemas.microsoft.com/office/drawing/2014/chartex" xmlns:cx1="http://schemas.microsoft.com/office/drawing/2015/9/8/chartex" xmlns:cx2="http://schemas.microsoft.com/office/drawing/2015/10/21/chartex" xmlns:cx3="http://schemas.microsoft.com/office/drawing/2016/5/9/chartex" xmlns:cx4="http://schemas.microsoft.com/office/drawing/2016/5/10/chartex" xmlns:cx5="http://schemas.microsoft.com/office/drawing/2016/5/11/chartex" xmlns:cx6="http://schemas.microsoft.com/office/drawing/2016/5/12/chartex" xmlns:cx7="http://schemas.microsoft.com/office/drawing/2016/5/13/chartex" xmlns:cx8="http://schemas.microsoft.com/office/drawing/2016/5/14/chartex" xmlns:mc="http://schemas.openxmlformats.org/markup-compatibility/2006" xmlns:aink="http://schemas.microsoft.com/office/drawing/2016/ink" xmlns:am3d="http://schemas.microsoft.com/office/drawing/2017/model3d" xmlns:o="urn:schemas-microsoft-com:office:office" xmlns:oel="http://schemas.microsoft.com/office/2019/extlst" xmlns:r="http://schemas.openxmlformats.org/officeDocument/2006/relationships" xmlns:m="http://schemas.openxmlformats.org/officeDocument/2006/math" xmlns:v="urn:schemas-microsoft-com:vml" xmlns:wp14="http://schemas.microsoft.com/office/word/2010/wordprocessingDrawing" xmlns:wp="http://schemas.openxmlformats.org/drawingml/2006/wordprocessingDrawing" xmlns:w10="urn:schemas-microsoft-com:office:word" xmlns:w="http://schemas.openxmlformats.org/wordprocessingml/2006/main" xmlns:w14="http://schemas.microsoft.com/office/word/2010/wordml" xmlns:w15="http://schemas.microsoft.com/office/word/2012/wordml" xmlns:w16cex="http://schemas.microsoft.com/office/word/2018/wordml/cex" xmlns:w16cid="http://schemas.microsoft.com/office/word/2016/wordml/cid" xmlns:w16="http://schemas.microsoft.com/office/word/2018/wordml" xmlns:w16du="http://schemas.microsoft.com/office/word/2023/wordml/word16du" xmlns:w16sdtdh="http://schemas.microsoft.com/office/word/2020/wordml/sdtdatahash" xmlns:w16sdtfl="http://schemas.microsoft.com/office/word/2024/wordml/sdtformatlock" xmlns:w16se="http://schemas.microsoft.com/office/word/2015/wordml/symex" xmlns:wpg="http://schemas.microsoft.com/office/word/2010/wordprocessingGroup" xmlns:wpi="http://schemas.microsoft.com/office/word/2010/wordprocessingInk" xmlns:wne="http://schemas.microsoft.com/office/word/2006/wordml" xmlns:wps="http://schemas.microsoft.com/office/word/2010/wordprocessingShape" mc:Ignorable="w14 w15 w16se w16cid w16 w16cex w16sdtdh w16sdtfl w16du wp14">
   <w:body>
     <w:p>
       <w:pPr>
@@ -52,7 +52,7 @@
           <w:b/>
           <w:bCs/>
           <w:szCs w:val="24"/>
-          <w:lang w:val="pt-BR" w:eastAsia="pt-BR"/>
+          <w:lang w:eastAsia="pt-BR"/>
         </w:rPr>
       </w:pPr>
       <w:r>
@@ -61,7 +61,7 @@
           <w:b/>
           <w:bCs/>
           <w:szCs w:val="24"/>
-          <w:lang w:val="pt-BR" w:eastAsia="pt-BR"/>
+          <w:lang w:eastAsia="pt-BR"/>
         </w:rPr>
         <w:t xml:space="preserve">CENTRO DE EDUCAÇÃO TECNOLÓGICA DO AMAZONAS </w:t>
       </w:r>
@@ -78,7 +78,7 @@
           <w:bCs/>
           <w:color w:val="C55911"/>
           <w:szCs w:val="24"/>
-          <w:lang w:val="pt-BR" w:eastAsia="pt-BR"/>
+          <w:lang w:eastAsia="pt-BR"/>
         </w:rPr>
       </w:pPr>
       <w:r>
@@ -87,7 +87,7 @@
           <w:b/>
           <w:bCs/>
           <w:szCs w:val="24"/>
-          <w:lang w:val="pt-BR" w:eastAsia="pt-BR"/>
+          <w:lang w:eastAsia="pt-BR"/>
         </w:rPr>
         <w:t>CETAM</w:t>
       </w:r>
@@ -105,7 +105,7 @@
           <w:bCs/>
           <w:color w:val="C55911"/>
           <w:szCs w:val="24"/>
-          <w:lang w:val="pt-BR" w:eastAsia="pt-BR"/>
+          <w:lang w:eastAsia="pt-BR"/>
         </w:rPr>
       </w:pPr>
     </w:p>
@@ -120,7 +120,7 @@
           <w:bCs/>
           <w:color w:val="434343"/>
           <w:szCs w:val="24"/>
-          <w:lang w:val="pt-BR" w:eastAsia="pt-BR"/>
+          <w:lang w:eastAsia="pt-BR"/>
         </w:rPr>
       </w:pPr>
       <w:r>
@@ -130,7 +130,7 @@
           <w:bCs/>
           <w:color w:val="434343"/>
           <w:szCs w:val="24"/>
-          <w:lang w:val="pt-BR" w:eastAsia="pt-BR"/>
+          <w:lang w:eastAsia="pt-BR"/>
         </w:rPr>
         <w:t>INSTITUTO BENJAMIN CONSTANT – IBC/CETAM</w:t>
       </w:r>
@@ -147,7 +147,7 @@
           <w:b/>
           <w:bCs/>
           <w:szCs w:val="24"/>
-          <w:lang w:val="pt-BR" w:eastAsia="pt-BR"/>
+          <w:lang w:eastAsia="pt-BR"/>
         </w:rPr>
       </w:pPr>
     </w:p>
@@ -163,7 +163,7 @@
           <w:b/>
           <w:bCs/>
           <w:szCs w:val="24"/>
-          <w:lang w:val="pt-BR" w:eastAsia="pt-BR"/>
+          <w:lang w:eastAsia="pt-BR"/>
         </w:rPr>
       </w:pPr>
     </w:p>
@@ -179,7 +179,7 @@
           <w:b/>
           <w:bCs/>
           <w:szCs w:val="24"/>
-          <w:lang w:val="pt-BR" w:eastAsia="pt-BR"/>
+          <w:lang w:eastAsia="pt-BR"/>
         </w:rPr>
       </w:pPr>
     </w:p>
@@ -193,7 +193,7 @@
           <w:b/>
           <w:bCs/>
           <w:szCs w:val="24"/>
-          <w:lang w:val="pt-BR" w:eastAsia="pt-BR"/>
+          <w:lang w:eastAsia="pt-BR"/>
         </w:rPr>
       </w:pPr>
       <w:r>
@@ -202,7 +202,7 @@
           <w:b/>
           <w:bCs/>
           <w:szCs w:val="24"/>
-          <w:lang w:val="pt-BR" w:eastAsia="pt-BR"/>
+          <w:lang w:eastAsia="pt-BR"/>
         </w:rPr>
         <w:t>PRÁTICA PROFISSIONAL SUPERVISIONADA III - PROJETO DE SISTEMAS COMPUTACIONAIS WEB</w:t>
       </w:r>
@@ -219,7 +219,7 @@
           <w:b/>
           <w:bCs/>
           <w:szCs w:val="24"/>
-          <w:lang w:val="pt-BR" w:eastAsia="pt-BR"/>
+          <w:lang w:eastAsia="pt-BR"/>
         </w:rPr>
       </w:pPr>
     </w:p>
@@ -235,7 +235,7 @@
           <w:b/>
           <w:bCs/>
           <w:szCs w:val="24"/>
-          <w:lang w:val="pt-BR" w:eastAsia="pt-BR"/>
+          <w:lang w:eastAsia="pt-BR"/>
         </w:rPr>
       </w:pPr>
     </w:p>
@@ -251,7 +251,7 @@
           <w:b/>
           <w:bCs/>
           <w:szCs w:val="24"/>
-          <w:lang w:val="pt-BR" w:eastAsia="pt-BR"/>
+          <w:lang w:eastAsia="pt-BR"/>
         </w:rPr>
       </w:pPr>
     </w:p>
@@ -265,7 +265,7 @@
           <w:b/>
           <w:bCs/>
           <w:szCs w:val="24"/>
-          <w:lang w:val="pt-BR" w:eastAsia="pt-BR"/>
+          <w:lang w:eastAsia="pt-BR"/>
         </w:rPr>
       </w:pPr>
       <w:r>
@@ -274,7 +274,7 @@
           <w:b/>
           <w:bCs/>
           <w:szCs w:val="24"/>
-          <w:lang w:val="pt-BR" w:eastAsia="pt-BR"/>
+          <w:lang w:eastAsia="pt-BR"/>
         </w:rPr>
         <w:t>Ana Carolina Bomfim Bandeira</w:t>
       </w:r>
@@ -289,7 +289,7 @@
           <w:b/>
           <w:bCs/>
           <w:szCs w:val="24"/>
-          <w:lang w:val="pt-BR" w:eastAsia="pt-BR"/>
+          <w:lang w:eastAsia="pt-BR"/>
         </w:rPr>
       </w:pPr>
       <w:r>
@@ -298,7 +298,7 @@
           <w:b/>
           <w:bCs/>
           <w:szCs w:val="24"/>
-          <w:lang w:val="pt-BR" w:eastAsia="pt-BR"/>
+          <w:lang w:eastAsia="pt-BR"/>
         </w:rPr>
         <w:t>Breno Giovanni Batalha Frota</w:t>
       </w:r>
@@ -313,7 +313,7 @@
           <w:b/>
           <w:bCs/>
           <w:szCs w:val="24"/>
-          <w:lang w:val="pt-BR" w:eastAsia="pt-BR"/>
+          <w:lang w:eastAsia="pt-BR"/>
         </w:rPr>
       </w:pPr>
       <w:r>
@@ -322,7 +322,7 @@
           <w:b/>
           <w:bCs/>
           <w:szCs w:val="24"/>
-          <w:lang w:val="pt-BR" w:eastAsia="pt-BR"/>
+          <w:lang w:eastAsia="pt-BR"/>
         </w:rPr>
         <w:t>Marley Gabriel Alves Lemos</w:t>
       </w:r>
@@ -337,7 +337,7 @@
           <w:b/>
           <w:bCs/>
           <w:szCs w:val="24"/>
-          <w:lang w:val="pt-BR" w:eastAsia="pt-BR"/>
+          <w:lang w:eastAsia="pt-BR"/>
         </w:rPr>
       </w:pPr>
       <w:r>
@@ -346,7 +346,7 @@
           <w:b/>
           <w:bCs/>
           <w:szCs w:val="24"/>
-          <w:lang w:val="pt-BR" w:eastAsia="pt-BR"/>
+          <w:lang w:eastAsia="pt-BR"/>
         </w:rPr>
         <w:t>Wesley Neves Batista</w:t>
       </w:r>
@@ -363,7 +363,7 @@
           <w:b/>
           <w:bCs/>
           <w:szCs w:val="24"/>
-          <w:lang w:val="pt-BR" w:eastAsia="pt-BR"/>
+          <w:lang w:eastAsia="pt-BR"/>
         </w:rPr>
       </w:pPr>
     </w:p>
@@ -379,7 +379,7 @@
           <w:b/>
           <w:bCs/>
           <w:szCs w:val="24"/>
-          <w:lang w:val="pt-BR" w:eastAsia="pt-BR"/>
+          <w:lang w:eastAsia="pt-BR"/>
         </w:rPr>
       </w:pPr>
     </w:p>
@@ -395,7 +395,7 @@
           <w:b/>
           <w:bCs/>
           <w:szCs w:val="24"/>
-          <w:lang w:val="pt-BR" w:eastAsia="pt-BR"/>
+          <w:lang w:eastAsia="pt-BR"/>
         </w:rPr>
       </w:pPr>
     </w:p>
@@ -411,7 +411,7 @@
           <w:b/>
           <w:bCs/>
           <w:szCs w:val="24"/>
-          <w:lang w:val="pt-BR" w:eastAsia="pt-BR"/>
+          <w:lang w:eastAsia="pt-BR"/>
         </w:rPr>
       </w:pPr>
     </w:p>
@@ -426,7 +426,7 @@
           <w:b/>
           <w:bCs/>
           <w:szCs w:val="24"/>
-          <w:lang w:val="pt-BR" w:eastAsia="pt-BR"/>
+          <w:lang w:eastAsia="pt-BR"/>
         </w:rPr>
       </w:pPr>
     </w:p>
@@ -441,7 +441,7 @@
           <w:b/>
           <w:bCs/>
           <w:szCs w:val="24"/>
-          <w:lang w:val="pt-BR" w:eastAsia="pt-BR"/>
+          <w:lang w:eastAsia="pt-BR"/>
         </w:rPr>
       </w:pPr>
     </w:p>
@@ -461,7 +461,7 @@
           <w:b/>
           <w:bCs/>
           <w:szCs w:val="24"/>
-          <w:lang w:val="pt-BR" w:eastAsia="pt-BR"/>
+          <w:lang w:eastAsia="pt-BR"/>
         </w:rPr>
         <w:t>Manaus</w:t>
       </w:r>
@@ -476,7 +476,7 @@
           <w:b/>
           <w:bCs/>
           <w:szCs w:val="24"/>
-          <w:lang w:val="pt-BR" w:eastAsia="pt-BR"/>
+          <w:lang w:eastAsia="pt-BR"/>
         </w:rPr>
       </w:pPr>
       <w:r>
@@ -485,7 +485,7 @@
           <w:b/>
           <w:bCs/>
           <w:szCs w:val="24"/>
-          <w:lang w:val="pt-BR" w:eastAsia="pt-BR"/>
+          <w:lang w:eastAsia="pt-BR"/>
         </w:rPr>
         <w:t>2026</w:t>
       </w:r>
@@ -502,7 +502,7 @@
           <w:b/>
           <w:bCs/>
           <w:szCs w:val="24"/>
-          <w:lang w:val="pt-BR" w:eastAsia="pt-BR"/>
+          <w:lang w:eastAsia="pt-BR"/>
         </w:rPr>
       </w:pPr>
     </w:p>
@@ -519,7 +519,7 @@
           <w:b/>
           <w:bCs/>
           <w:szCs w:val="24"/>
-          <w:lang w:val="pt-BR" w:eastAsia="pt-BR"/>
+          <w:lang w:eastAsia="pt-BR"/>
         </w:rPr>
       </w:pPr>
       <w:r>
@@ -528,7 +528,7 @@
           <w:b/>
           <w:bCs/>
           <w:szCs w:val="24"/>
-          <w:lang w:val="pt-BR" w:eastAsia="pt-BR"/>
+          <w:lang w:eastAsia="pt-BR"/>
         </w:rPr>
         <w:t>Folha de Aprovação do Relatório de Atividades Práticas</w:t>
       </w:r>
@@ -542,7 +542,7 @@
         <w:rPr>
           <w:rFonts w:ascii="Arial" w:eastAsia="Arial" w:hAnsi="Arial" w:cs="Arial"/>
           <w:szCs w:val="24"/>
-          <w:lang w:val="pt-BR" w:eastAsia="pt-BR"/>
+          <w:lang w:eastAsia="pt-BR"/>
         </w:rPr>
       </w:pPr>
       <w:r>
@@ -551,7 +551,7 @@
           <w:b/>
           <w:bCs/>
           <w:szCs w:val="24"/>
-          <w:lang w:val="pt-BR" w:eastAsia="pt-BR"/>
+          <w:lang w:eastAsia="pt-BR"/>
         </w:rPr>
         <w:t>I</w:t>
       </w:r>
@@ -559,7 +559,7 @@
         <w:rPr>
           <w:rFonts w:ascii="Arial" w:hAnsi="Arial" w:cs="Arial"/>
           <w:szCs w:val="24"/>
-          <w:lang w:val="pt-BR" w:eastAsia="pt-BR"/>
+          <w:lang w:eastAsia="pt-BR"/>
         </w:rPr>
         <w:t>nstituição onde foram realizadas as Atividades Práticas: _______________________________________________________________</w:t>
       </w:r>
@@ -573,14 +573,14 @@
         <w:rPr>
           <w:rFonts w:ascii="Arial" w:eastAsia="Arial" w:hAnsi="Arial" w:cs="Arial"/>
           <w:szCs w:val="24"/>
-          <w:lang w:val="pt-BR" w:eastAsia="pt-BR"/>
-        </w:rPr>
-      </w:pPr>
-      <w:r>
-        <w:rPr>
-          <w:rFonts w:ascii="Arial" w:hAnsi="Arial" w:cs="Arial"/>
-          <w:szCs w:val="24"/>
-          <w:lang w:val="pt-BR" w:eastAsia="pt-BR"/>
+          <w:lang w:eastAsia="pt-BR"/>
+        </w:rPr>
+      </w:pPr>
+      <w:r>
+        <w:rPr>
+          <w:rFonts w:ascii="Arial" w:hAnsi="Arial" w:cs="Arial"/>
+          <w:szCs w:val="24"/>
+          <w:lang w:eastAsia="pt-BR"/>
         </w:rPr>
         <w:t>Endereço do local onde foram realizadas as Atividades Práticas:</w:t>
       </w:r>
@@ -594,14 +594,14 @@
         <w:rPr>
           <w:rFonts w:ascii="Arial" w:eastAsia="Arial" w:hAnsi="Arial" w:cs="Arial"/>
           <w:szCs w:val="24"/>
-          <w:lang w:val="pt-BR" w:eastAsia="pt-BR"/>
-        </w:rPr>
-      </w:pPr>
-      <w:r>
-        <w:rPr>
-          <w:rFonts w:ascii="Arial" w:hAnsi="Arial" w:cs="Arial"/>
-          <w:szCs w:val="24"/>
-          <w:lang w:val="pt-BR" w:eastAsia="pt-BR"/>
+          <w:lang w:eastAsia="pt-BR"/>
+        </w:rPr>
+      </w:pPr>
+      <w:r>
+        <w:rPr>
+          <w:rFonts w:ascii="Arial" w:hAnsi="Arial" w:cs="Arial"/>
+          <w:szCs w:val="24"/>
+          <w:lang w:eastAsia="pt-BR"/>
         </w:rPr>
         <w:t>_______________________________________________________________</w:t>
       </w:r>
@@ -615,14 +615,14 @@
         <w:rPr>
           <w:rFonts w:ascii="Arial" w:eastAsia="Arial" w:hAnsi="Arial" w:cs="Arial"/>
           <w:szCs w:val="24"/>
-          <w:lang w:val="pt-BR" w:eastAsia="pt-BR"/>
-        </w:rPr>
-      </w:pPr>
-      <w:r>
-        <w:rPr>
-          <w:rFonts w:ascii="Arial" w:hAnsi="Arial" w:cs="Arial"/>
-          <w:szCs w:val="24"/>
-          <w:lang w:val="pt-BR" w:eastAsia="pt-BR"/>
+          <w:lang w:eastAsia="pt-BR"/>
+        </w:rPr>
+      </w:pPr>
+      <w:r>
+        <w:rPr>
+          <w:rFonts w:ascii="Arial" w:hAnsi="Arial" w:cs="Arial"/>
+          <w:szCs w:val="24"/>
+          <w:lang w:eastAsia="pt-BR"/>
         </w:rPr>
         <w:t>Turno: ___________________</w:t>
       </w:r>
@@ -636,14 +636,14 @@
         <w:rPr>
           <w:rFonts w:ascii="Arial" w:eastAsia="Arial" w:hAnsi="Arial" w:cs="Arial"/>
           <w:szCs w:val="24"/>
-          <w:lang w:val="pt-BR" w:eastAsia="pt-BR"/>
-        </w:rPr>
-      </w:pPr>
-      <w:r>
-        <w:rPr>
-          <w:rFonts w:ascii="Arial" w:hAnsi="Arial" w:cs="Arial"/>
-          <w:szCs w:val="24"/>
-          <w:lang w:val="pt-BR" w:eastAsia="pt-BR"/>
+          <w:lang w:eastAsia="pt-BR"/>
+        </w:rPr>
+      </w:pPr>
+      <w:r>
+        <w:rPr>
+          <w:rFonts w:ascii="Arial" w:hAnsi="Arial" w:cs="Arial"/>
+          <w:szCs w:val="24"/>
+          <w:lang w:eastAsia="pt-BR"/>
         </w:rPr>
         <w:t xml:space="preserve">Período de realização: ___/___ /___ a ___ /___ /___ </w:t>
       </w:r>
@@ -657,7 +657,7 @@
         <w:rPr>
           <w:rFonts w:ascii="Arial" w:eastAsia="Arial" w:hAnsi="Arial" w:cs="Arial"/>
           <w:szCs w:val="24"/>
-          <w:lang w:val="pt-BR" w:eastAsia="pt-BR"/>
+          <w:lang w:eastAsia="pt-BR"/>
         </w:rPr>
       </w:pPr>
     </w:p>
@@ -673,7 +673,7 @@
           <w:b/>
           <w:bCs/>
           <w:szCs w:val="24"/>
-          <w:lang w:val="pt-BR" w:eastAsia="pt-BR"/>
+          <w:lang w:eastAsia="pt-BR"/>
         </w:rPr>
       </w:pPr>
     </w:p>
@@ -687,14 +687,14 @@
         <w:rPr>
           <w:rFonts w:ascii="Arial" w:eastAsia="Arial" w:hAnsi="Arial" w:cs="Arial"/>
           <w:szCs w:val="24"/>
-          <w:lang w:val="pt-BR" w:eastAsia="pt-BR"/>
-        </w:rPr>
-      </w:pPr>
-      <w:r>
-        <w:rPr>
-          <w:rFonts w:ascii="Arial" w:hAnsi="Arial" w:cs="Arial"/>
-          <w:szCs w:val="24"/>
-          <w:lang w:val="pt-BR" w:eastAsia="pt-BR"/>
+          <w:lang w:eastAsia="pt-BR"/>
+        </w:rPr>
+      </w:pPr>
+      <w:r>
+        <w:rPr>
+          <w:rFonts w:ascii="Arial" w:hAnsi="Arial" w:cs="Arial"/>
+          <w:szCs w:val="24"/>
+          <w:lang w:eastAsia="pt-BR"/>
         </w:rPr>
         <w:t>Relatório de Atividades Práticas na Etapa__________, apresentado ao professor/orientador de Atividades Práticas, como requisito parcial para aprovação no componente curricular_________________________, parte integrante de Atividades Práticas Profissional do Curso Técnico em_______________________</w:t>
       </w:r>
@@ -702,7 +702,7 @@
         <w:rPr>
           <w:rFonts w:ascii="Arial" w:hAnsi="Arial" w:cs="Arial"/>
           <w:szCs w:val="24"/>
-          <w:lang w:val="pt-BR" w:eastAsia="pt-BR"/>
+          <w:lang w:eastAsia="pt-BR"/>
         </w:rPr>
         <w:t>_.</w:t>
       </w:r>
@@ -716,7 +716,7 @@
         <w:rPr>
           <w:rFonts w:ascii="Arial" w:eastAsia="Arial" w:hAnsi="Arial" w:cs="Arial"/>
           <w:szCs w:val="24"/>
-          <w:lang w:val="pt-BR" w:eastAsia="pt-BR"/>
+          <w:lang w:eastAsia="pt-BR"/>
         </w:rPr>
       </w:pPr>
     </w:p>
@@ -729,7 +729,7 @@
         <w:rPr>
           <w:rFonts w:ascii="Arial" w:eastAsia="Arial" w:hAnsi="Arial" w:cs="Arial"/>
           <w:szCs w:val="24"/>
-          <w:lang w:val="pt-BR" w:eastAsia="pt-BR"/>
+          <w:lang w:eastAsia="pt-BR"/>
         </w:rPr>
       </w:pPr>
       <w:r>
@@ -738,7 +738,7 @@
           <w:b/>
           <w:bCs/>
           <w:szCs w:val="24"/>
-          <w:lang w:val="pt-BR" w:eastAsia="pt-BR"/>
+          <w:lang w:eastAsia="pt-BR"/>
         </w:rPr>
         <w:t>Nota Final das Atividades Práticas da Etapa</w:t>
       </w:r>
@@ -746,7 +746,7 @@
         <w:rPr>
           <w:rFonts w:ascii="Arial" w:hAnsi="Arial" w:cs="Arial"/>
           <w:szCs w:val="24"/>
-          <w:lang w:val="pt-BR" w:eastAsia="pt-BR"/>
+          <w:lang w:eastAsia="pt-BR"/>
         </w:rPr>
         <w:t xml:space="preserve"> _____: (_____</w:t>
       </w:r>
@@ -754,7 +754,7 @@
         <w:rPr>
           <w:rFonts w:ascii="Arial" w:hAnsi="Arial" w:cs="Arial"/>
           <w:szCs w:val="24"/>
-          <w:lang w:val="pt-BR" w:eastAsia="pt-BR"/>
+          <w:lang w:eastAsia="pt-BR"/>
         </w:rPr>
         <w:t>_) _</w:t>
       </w:r>
@@ -762,7 +762,7 @@
         <w:rPr>
           <w:rFonts w:ascii="Arial" w:hAnsi="Arial" w:cs="Arial"/>
           <w:szCs w:val="24"/>
-          <w:lang w:val="pt-BR" w:eastAsia="pt-BR"/>
+          <w:lang w:eastAsia="pt-BR"/>
         </w:rPr>
         <w:t xml:space="preserve">___________ </w:t>
       </w:r>
@@ -776,7 +776,7 @@
         <w:rPr>
           <w:rFonts w:ascii="Arial" w:eastAsia="Arial" w:hAnsi="Arial" w:cs="Arial"/>
           <w:szCs w:val="24"/>
-          <w:lang w:val="pt-BR" w:eastAsia="pt-BR"/>
+          <w:lang w:eastAsia="pt-BR"/>
         </w:rPr>
       </w:pPr>
     </w:p>
@@ -789,7 +789,7 @@
         <w:rPr>
           <w:rFonts w:ascii="Arial" w:eastAsia="Arial" w:hAnsi="Arial" w:cs="Arial"/>
           <w:szCs w:val="24"/>
-          <w:lang w:val="pt-BR" w:eastAsia="pt-BR"/>
+          <w:lang w:eastAsia="pt-BR"/>
         </w:rPr>
       </w:pPr>
       <w:r>
@@ -798,7 +798,7 @@
           <w:b/>
           <w:bCs/>
           <w:szCs w:val="24"/>
-          <w:lang w:val="pt-BR" w:eastAsia="pt-BR"/>
+          <w:lang w:eastAsia="pt-BR"/>
         </w:rPr>
         <w:t>Considerações do Professor/Orientador de Atividades Práticas:</w:t>
       </w:r>
@@ -806,7 +806,7 @@
         <w:rPr>
           <w:rFonts w:ascii="Arial" w:hAnsi="Arial" w:cs="Arial"/>
           <w:szCs w:val="24"/>
-          <w:lang w:val="pt-BR" w:eastAsia="pt-BR"/>
+          <w:lang w:eastAsia="pt-BR"/>
         </w:rPr>
         <w:t xml:space="preserve"> </w:t>
       </w:r>
@@ -821,14 +821,14 @@
         <w:rPr>
           <w:rFonts w:ascii="Arial" w:eastAsia="Arial" w:hAnsi="Arial" w:cs="Arial"/>
           <w:szCs w:val="24"/>
-          <w:lang w:val="pt-BR" w:eastAsia="pt-BR"/>
-        </w:rPr>
-      </w:pPr>
-      <w:r>
-        <w:rPr>
-          <w:rFonts w:ascii="Arial" w:hAnsi="Arial" w:cs="Arial"/>
-          <w:szCs w:val="24"/>
-          <w:lang w:val="pt-BR" w:eastAsia="pt-BR"/>
+          <w:lang w:eastAsia="pt-BR"/>
+        </w:rPr>
+      </w:pPr>
+      <w:r>
+        <w:rPr>
+          <w:rFonts w:ascii="Arial" w:hAnsi="Arial" w:cs="Arial"/>
+          <w:szCs w:val="24"/>
+          <w:lang w:eastAsia="pt-BR"/>
         </w:rPr>
         <w:t>____________________________________________________________________________________________________________________________________________________________________________________________________________________________________________________________</w:t>
       </w:r>
@@ -843,14 +843,14 @@
         <w:rPr>
           <w:rFonts w:ascii="Arial" w:eastAsia="Arial" w:hAnsi="Arial" w:cs="Arial"/>
           <w:szCs w:val="24"/>
-          <w:lang w:val="pt-BR" w:eastAsia="pt-BR"/>
-        </w:rPr>
-      </w:pPr>
-      <w:r>
-        <w:rPr>
-          <w:rFonts w:ascii="Arial" w:hAnsi="Arial" w:cs="Arial"/>
-          <w:szCs w:val="24"/>
-          <w:lang w:val="pt-BR" w:eastAsia="pt-BR"/>
+          <w:lang w:eastAsia="pt-BR"/>
+        </w:rPr>
+      </w:pPr>
+      <w:r>
+        <w:rPr>
+          <w:rFonts w:ascii="Arial" w:hAnsi="Arial" w:cs="Arial"/>
+          <w:szCs w:val="24"/>
+          <w:lang w:eastAsia="pt-BR"/>
         </w:rPr>
         <w:t>Professor/Orientador:______________________________________________</w:t>
       </w:r>
@@ -861,15 +861,37 @@
         <w:rPr>
           <w:rFonts w:ascii="Arial" w:hAnsi="Arial" w:cs="Arial"/>
           <w:szCs w:val="24"/>
-        </w:rPr>
-      </w:pPr>
-      <w:r>
-        <w:rPr>
-          <w:rFonts w:ascii="Arial" w:hAnsi="Arial" w:cs="Arial"/>
-          <w:szCs w:val="24"/>
+          <w:lang w:val="pt-BR"/>
+        </w:rPr>
+      </w:pPr>
+      <w:r>
+        <w:rPr>
+          <w:rFonts w:ascii="Arial" w:hAnsi="Arial" w:cs="Arial"/>
+          <w:szCs w:val="24"/>
+          <w:lang w:val="pt-BR"/>
         </w:rPr>
         <w:lastRenderedPageBreak/>
-        <w:t>1. INTRODUÇÃO</w:t>
+        <w:t xml:space="preserve">1. </w:t>
+      </w:r>
+      <w:commentRangeStart w:id="0"/>
+      <w:r>
+        <w:rPr>
+          <w:rFonts w:ascii="Arial" w:hAnsi="Arial" w:cs="Arial"/>
+          <w:szCs w:val="24"/>
+          <w:lang w:val="pt-BR"/>
+        </w:rPr>
+        <w:t>INTRODUÇÃO</w:t>
+      </w:r>
+      <w:commentRangeEnd w:id="0"/>
+      <w:r>
+        <w:rPr>
+          <w:rStyle w:val="Refdecomentrio"/>
+          <w:rFonts w:ascii="Arial" w:hAnsi="Arial" w:cs="Arial"/>
+          <w:sz w:val="24"/>
+          <w:szCs w:val="24"/>
+          <w:lang w:val="pt-BR"/>
+        </w:rPr>
+        <w:commentReference w:id="0"/>
       </w:r>
     </w:p>
     <w:p>
@@ -923,12 +945,14 @@
         <w:rPr>
           <w:rFonts w:ascii="Arial" w:hAnsi="Arial" w:cs="Arial"/>
           <w:szCs w:val="24"/>
-        </w:rPr>
-      </w:pPr>
-      <w:r>
-        <w:rPr>
-          <w:rFonts w:ascii="Arial" w:hAnsi="Arial" w:cs="Arial"/>
-          <w:szCs w:val="24"/>
+          <w:lang w:val="pt-BR"/>
+        </w:rPr>
+      </w:pPr>
+      <w:r>
+        <w:rPr>
+          <w:rFonts w:ascii="Arial" w:hAnsi="Arial" w:cs="Arial"/>
+          <w:szCs w:val="24"/>
+          <w:lang w:val="pt-BR"/>
         </w:rPr>
         <w:t>1.1 OBJETIVO GERAL</w:t>
       </w:r>
@@ -962,12 +986,14 @@
         <w:rPr>
           <w:rFonts w:ascii="Arial" w:hAnsi="Arial" w:cs="Arial"/>
           <w:szCs w:val="24"/>
-        </w:rPr>
-      </w:pPr>
-      <w:r>
-        <w:rPr>
-          <w:rFonts w:ascii="Arial" w:hAnsi="Arial" w:cs="Arial"/>
-          <w:szCs w:val="24"/>
+          <w:lang w:val="pt-BR"/>
+        </w:rPr>
+      </w:pPr>
+      <w:r>
+        <w:rPr>
+          <w:rFonts w:ascii="Arial" w:hAnsi="Arial" w:cs="Arial"/>
+          <w:szCs w:val="24"/>
+          <w:lang w:val="pt-BR"/>
         </w:rPr>
         <w:t>1.2 OBJETIVOS ESPECÍFICOS</w:t>
       </w:r>
@@ -1146,12 +1172,14 @@
         <w:rPr>
           <w:rFonts w:ascii="Arial" w:hAnsi="Arial" w:cs="Arial"/>
           <w:szCs w:val="24"/>
-        </w:rPr>
-      </w:pPr>
-      <w:r>
-        <w:rPr>
-          <w:rFonts w:ascii="Arial" w:hAnsi="Arial" w:cs="Arial"/>
-          <w:szCs w:val="24"/>
+          <w:lang w:val="pt-BR"/>
+        </w:rPr>
+      </w:pPr>
+      <w:r>
+        <w:rPr>
+          <w:rFonts w:ascii="Arial" w:hAnsi="Arial" w:cs="Arial"/>
+          <w:szCs w:val="24"/>
+          <w:lang w:val="pt-BR"/>
         </w:rPr>
         <w:t>2. DESENVOLVIMENTO</w:t>
       </w:r>
@@ -1177,56 +1205,17 @@
         <w:rPr>
           <w:rFonts w:ascii="Arial" w:hAnsi="Arial" w:cs="Arial"/>
           <w:szCs w:val="24"/>
-        </w:rPr>
-      </w:pPr>
-      <w:r>
-        <w:rPr>
-          <w:rFonts w:ascii="Arial" w:hAnsi="Arial" w:cs="Arial"/>
-          <w:szCs w:val="24"/>
-        </w:rPr>
-        <w:t xml:space="preserve">2.1 Ferramentas </w:t>
-      </w:r>
-      <w:proofErr w:type="spellStart"/>
-      <w:r>
-        <w:rPr>
-          <w:rFonts w:ascii="Arial" w:hAnsi="Arial" w:cs="Arial"/>
-          <w:szCs w:val="24"/>
-        </w:rPr>
-        <w:t>utilizadas</w:t>
-      </w:r>
-      <w:proofErr w:type="spellEnd"/>
-      <w:r>
-        <w:rPr>
-          <w:rFonts w:ascii="Arial" w:hAnsi="Arial" w:cs="Arial"/>
-          <w:szCs w:val="24"/>
-        </w:rPr>
-        <w:t xml:space="preserve"> e </w:t>
-      </w:r>
-      <w:proofErr w:type="spellStart"/>
-      <w:r>
-        <w:rPr>
-          <w:rFonts w:ascii="Arial" w:hAnsi="Arial" w:cs="Arial"/>
-          <w:szCs w:val="24"/>
-        </w:rPr>
-        <w:t>preparação</w:t>
-      </w:r>
-      <w:proofErr w:type="spellEnd"/>
-      <w:r>
-        <w:rPr>
-          <w:rFonts w:ascii="Arial" w:hAnsi="Arial" w:cs="Arial"/>
-          <w:szCs w:val="24"/>
-        </w:rPr>
-        <w:t xml:space="preserve"> do </w:t>
-      </w:r>
-      <w:proofErr w:type="spellStart"/>
-      <w:r>
-        <w:rPr>
-          <w:rFonts w:ascii="Arial" w:hAnsi="Arial" w:cs="Arial"/>
-          <w:szCs w:val="24"/>
-        </w:rPr>
-        <w:t>ambiente</w:t>
-      </w:r>
-      <w:proofErr w:type="spellEnd"/>
+          <w:lang w:val="pt-BR"/>
+        </w:rPr>
+      </w:pPr>
+      <w:r>
+        <w:rPr>
+          <w:rFonts w:ascii="Arial" w:hAnsi="Arial" w:cs="Arial"/>
+          <w:szCs w:val="24"/>
+          <w:lang w:val="pt-BR"/>
+        </w:rPr>
+        <w:t>2.1 Ferramentas utilizadas e preparação do ambiente</w:t>
+      </w:r>
     </w:p>
     <w:p>
       <w:pPr>
@@ -1951,72 +1940,17 @@
         <w:rPr>
           <w:rFonts w:ascii="Arial" w:hAnsi="Arial" w:cs="Arial"/>
           <w:szCs w:val="24"/>
-        </w:rPr>
-      </w:pPr>
-      <w:r>
-        <w:rPr>
-          <w:rFonts w:ascii="Arial" w:hAnsi="Arial" w:cs="Arial"/>
-          <w:szCs w:val="24"/>
-        </w:rPr>
-        <w:t xml:space="preserve">2.2 </w:t>
-      </w:r>
-      <w:proofErr w:type="spellStart"/>
-      <w:r>
-        <w:rPr>
-          <w:rFonts w:ascii="Arial" w:hAnsi="Arial" w:cs="Arial"/>
-          <w:szCs w:val="24"/>
-        </w:rPr>
-        <w:t>Levantamento</w:t>
-      </w:r>
-      <w:proofErr w:type="spellEnd"/>
-      <w:r>
-        <w:rPr>
-          <w:rFonts w:ascii="Arial" w:hAnsi="Arial" w:cs="Arial"/>
-          <w:szCs w:val="24"/>
-        </w:rPr>
-        <w:t xml:space="preserve"> de </w:t>
-      </w:r>
-      <w:proofErr w:type="spellStart"/>
-      <w:r>
-        <w:rPr>
-          <w:rFonts w:ascii="Arial" w:hAnsi="Arial" w:cs="Arial"/>
-          <w:szCs w:val="24"/>
-        </w:rPr>
-        <w:t>requisitos</w:t>
-      </w:r>
-      <w:proofErr w:type="spellEnd"/>
-      <w:r>
-        <w:rPr>
-          <w:rFonts w:ascii="Arial" w:hAnsi="Arial" w:cs="Arial"/>
-          <w:szCs w:val="24"/>
-        </w:rPr>
-        <w:t xml:space="preserve"> e </w:t>
-      </w:r>
-      <w:proofErr w:type="spellStart"/>
-      <w:r>
-        <w:rPr>
-          <w:rFonts w:ascii="Arial" w:hAnsi="Arial" w:cs="Arial"/>
-          <w:szCs w:val="24"/>
-        </w:rPr>
-        <w:t>documentação</w:t>
-      </w:r>
-      <w:proofErr w:type="spellEnd"/>
-      <w:r>
-        <w:rPr>
-          <w:rFonts w:ascii="Arial" w:hAnsi="Arial" w:cs="Arial"/>
-          <w:szCs w:val="24"/>
-        </w:rPr>
-        <w:t xml:space="preserve"> do </w:t>
-      </w:r>
-      <w:proofErr w:type="spellStart"/>
-      <w:r>
-        <w:rPr>
-          <w:rFonts w:ascii="Arial" w:hAnsi="Arial" w:cs="Arial"/>
-          <w:szCs w:val="24"/>
-        </w:rPr>
-        <w:t>sistema</w:t>
-      </w:r>
-      <w:proofErr w:type="spellEnd"/>
+          <w:lang w:val="pt-BR"/>
+        </w:rPr>
+      </w:pPr>
+      <w:r>
+        <w:rPr>
+          <w:rFonts w:ascii="Arial" w:hAnsi="Arial" w:cs="Arial"/>
+          <w:szCs w:val="24"/>
+          <w:lang w:val="pt-BR"/>
+        </w:rPr>
+        <w:t>2.2 Levantamento de requisitos e documentação do sistema</w:t>
+      </w:r>
     </w:p>
     <w:p>
       <w:pPr>
@@ -2077,62 +2011,16 @@
         <w:rPr>
           <w:rFonts w:ascii="Arial" w:hAnsi="Arial" w:cs="Arial"/>
           <w:szCs w:val="24"/>
-        </w:rPr>
-      </w:pPr>
-      <w:r>
-        <w:rPr>
-          <w:rFonts w:ascii="Arial" w:hAnsi="Arial" w:cs="Arial"/>
-          <w:szCs w:val="24"/>
-        </w:rPr>
-        <w:t xml:space="preserve">2.3 </w:t>
-      </w:r>
-      <w:proofErr w:type="spellStart"/>
-      <w:r>
-        <w:rPr>
-          <w:rFonts w:ascii="Arial" w:hAnsi="Arial" w:cs="Arial"/>
-          <w:szCs w:val="24"/>
-        </w:rPr>
-        <w:t>Modelagem</w:t>
-      </w:r>
-      <w:proofErr w:type="spellEnd"/>
-      <w:r>
-        <w:rPr>
-          <w:rFonts w:ascii="Arial" w:hAnsi="Arial" w:cs="Arial"/>
-          <w:szCs w:val="24"/>
-        </w:rPr>
-        <w:t xml:space="preserve"> </w:t>
-      </w:r>
-      <w:proofErr w:type="spellStart"/>
-      <w:r>
-        <w:rPr>
-          <w:rFonts w:ascii="Arial" w:hAnsi="Arial" w:cs="Arial"/>
-          <w:szCs w:val="24"/>
-        </w:rPr>
-        <w:t>lógica</w:t>
-      </w:r>
-      <w:proofErr w:type="spellEnd"/>
-      <w:r>
-        <w:rPr>
-          <w:rFonts w:ascii="Arial" w:hAnsi="Arial" w:cs="Arial"/>
-          <w:szCs w:val="24"/>
-        </w:rPr>
-        <w:t xml:space="preserve"> e </w:t>
-      </w:r>
-      <w:proofErr w:type="spellStart"/>
-      <w:r>
-        <w:rPr>
-          <w:rFonts w:ascii="Arial" w:hAnsi="Arial" w:cs="Arial"/>
-          <w:szCs w:val="24"/>
-        </w:rPr>
-        <w:t>física</w:t>
-      </w:r>
-      <w:proofErr w:type="spellEnd"/>
-      <w:r>
-        <w:rPr>
-          <w:rFonts w:ascii="Arial" w:hAnsi="Arial" w:cs="Arial"/>
-          <w:szCs w:val="24"/>
-        </w:rPr>
-        <w:t xml:space="preserve"> do banco de dados</w:t>
+          <w:lang w:val="pt-BR"/>
+        </w:rPr>
+      </w:pPr>
+      <w:r>
+        <w:rPr>
+          <w:rFonts w:ascii="Arial" w:hAnsi="Arial" w:cs="Arial"/>
+          <w:szCs w:val="24"/>
+          <w:lang w:val="pt-BR"/>
+        </w:rPr>
+        <w:t>2.3 Modelagem lógica e física do banco de dados</w:t>
       </w:r>
     </w:p>
     <w:p>
@@ -2836,7 +2724,6 @@
       <w:r>
         <w:rPr>
           <w:rFonts w:ascii="Arial" w:hAnsi="Arial" w:cs="Arial"/>
-          <w:noProof/>
           <w:szCs w:val="24"/>
         </w:rPr>
         <w:lastRenderedPageBreak/>
@@ -2856,7 +2743,7 @@
                     <pic:cNvPicPr/>
                   </pic:nvPicPr>
                   <pic:blipFill>
-                    <a:blip r:embed="rId7"/>
+                    <a:blip r:embed="rId11"/>
                     <a:stretch>
                       <a:fillRect/>
                     </a:stretch>
@@ -2917,88 +2804,17 @@
         <w:rPr>
           <w:rFonts w:ascii="Arial" w:hAnsi="Arial" w:cs="Arial"/>
           <w:szCs w:val="24"/>
-        </w:rPr>
-      </w:pPr>
-      <w:r>
-        <w:rPr>
-          <w:rFonts w:ascii="Arial" w:hAnsi="Arial" w:cs="Arial"/>
-          <w:szCs w:val="24"/>
-        </w:rPr>
-        <w:t xml:space="preserve">2.4 </w:t>
-      </w:r>
-      <w:proofErr w:type="spellStart"/>
-      <w:r>
-        <w:rPr>
-          <w:rFonts w:ascii="Arial" w:hAnsi="Arial" w:cs="Arial"/>
-          <w:szCs w:val="24"/>
-        </w:rPr>
-        <w:t>Estruturação</w:t>
-      </w:r>
-      <w:proofErr w:type="spellEnd"/>
-      <w:r>
-        <w:rPr>
-          <w:rFonts w:ascii="Arial" w:hAnsi="Arial" w:cs="Arial"/>
-          <w:szCs w:val="24"/>
-        </w:rPr>
-        <w:t xml:space="preserve"> do </w:t>
-      </w:r>
-      <w:proofErr w:type="spellStart"/>
-      <w:r>
-        <w:rPr>
-          <w:rFonts w:ascii="Arial" w:hAnsi="Arial" w:cs="Arial"/>
-          <w:szCs w:val="24"/>
-        </w:rPr>
-        <w:t>projeto</w:t>
-      </w:r>
-      <w:proofErr w:type="spellEnd"/>
-      <w:r>
-        <w:rPr>
-          <w:rFonts w:ascii="Arial" w:hAnsi="Arial" w:cs="Arial"/>
-          <w:szCs w:val="24"/>
-        </w:rPr>
-        <w:t xml:space="preserve"> e </w:t>
-      </w:r>
-      <w:proofErr w:type="spellStart"/>
-      <w:r>
-        <w:rPr>
-          <w:rFonts w:ascii="Arial" w:hAnsi="Arial" w:cs="Arial"/>
-          <w:szCs w:val="24"/>
-        </w:rPr>
-        <w:t>arquitetura</w:t>
-      </w:r>
-      <w:proofErr w:type="spellEnd"/>
-      <w:r>
-        <w:rPr>
-          <w:rFonts w:ascii="Arial" w:hAnsi="Arial" w:cs="Arial"/>
-          <w:szCs w:val="24"/>
-        </w:rPr>
-        <w:t xml:space="preserve"> </w:t>
-      </w:r>
-      <w:proofErr w:type="spellStart"/>
-      <w:r>
-        <w:rPr>
-          <w:rFonts w:ascii="Arial" w:hAnsi="Arial" w:cs="Arial"/>
-          <w:szCs w:val="24"/>
-        </w:rPr>
-        <w:t>em</w:t>
-      </w:r>
-      <w:proofErr w:type="spellEnd"/>
-      <w:r>
-        <w:rPr>
-          <w:rFonts w:ascii="Arial" w:hAnsi="Arial" w:cs="Arial"/>
-          <w:szCs w:val="24"/>
-        </w:rPr>
-        <w:t xml:space="preserve"> </w:t>
-      </w:r>
-      <w:proofErr w:type="spellStart"/>
-      <w:r>
-        <w:rPr>
-          <w:rFonts w:ascii="Arial" w:hAnsi="Arial" w:cs="Arial"/>
-          <w:szCs w:val="24"/>
-        </w:rPr>
-        <w:t>camadas</w:t>
-      </w:r>
-      <w:proofErr w:type="spellEnd"/>
+          <w:lang w:val="pt-BR"/>
+        </w:rPr>
+      </w:pPr>
+      <w:r>
+        <w:rPr>
+          <w:rFonts w:ascii="Arial" w:hAnsi="Arial" w:cs="Arial"/>
+          <w:szCs w:val="24"/>
+          <w:lang w:val="pt-BR"/>
+        </w:rPr>
+        <w:t>2.4 Estruturação do projeto e arquitetura em camadas</w:t>
+      </w:r>
     </w:p>
     <w:p>
       <w:pPr>
@@ -3432,62 +3248,16 @@
         <w:rPr>
           <w:rFonts w:ascii="Arial" w:hAnsi="Arial" w:cs="Arial"/>
           <w:szCs w:val="24"/>
-        </w:rPr>
-      </w:pPr>
-      <w:r>
-        <w:rPr>
-          <w:rFonts w:ascii="Arial" w:hAnsi="Arial" w:cs="Arial"/>
-          <w:szCs w:val="24"/>
-        </w:rPr>
-        <w:t xml:space="preserve">2.5 </w:t>
-      </w:r>
-      <w:proofErr w:type="spellStart"/>
-      <w:r>
-        <w:rPr>
-          <w:rFonts w:ascii="Arial" w:hAnsi="Arial" w:cs="Arial"/>
-          <w:szCs w:val="24"/>
-        </w:rPr>
-        <w:t>Implementação</w:t>
-      </w:r>
-      <w:proofErr w:type="spellEnd"/>
-      <w:r>
-        <w:rPr>
-          <w:rFonts w:ascii="Arial" w:hAnsi="Arial" w:cs="Arial"/>
-          <w:szCs w:val="24"/>
-        </w:rPr>
-        <w:t xml:space="preserve"> das </w:t>
-      </w:r>
-      <w:proofErr w:type="spellStart"/>
-      <w:r>
-        <w:rPr>
-          <w:rFonts w:ascii="Arial" w:hAnsi="Arial" w:cs="Arial"/>
-          <w:szCs w:val="24"/>
-        </w:rPr>
-        <w:t>entidades</w:t>
-      </w:r>
-      <w:proofErr w:type="spellEnd"/>
-      <w:r>
-        <w:rPr>
-          <w:rFonts w:ascii="Arial" w:hAnsi="Arial" w:cs="Arial"/>
-          <w:szCs w:val="24"/>
-        </w:rPr>
-        <w:t xml:space="preserve"> e </w:t>
-      </w:r>
-      <w:proofErr w:type="spellStart"/>
-      <w:r>
-        <w:rPr>
-          <w:rFonts w:ascii="Arial" w:hAnsi="Arial" w:cs="Arial"/>
-          <w:szCs w:val="24"/>
-        </w:rPr>
-        <w:t>persistência</w:t>
-      </w:r>
-      <w:proofErr w:type="spellEnd"/>
-      <w:r>
-        <w:rPr>
-          <w:rFonts w:ascii="Arial" w:hAnsi="Arial" w:cs="Arial"/>
-          <w:szCs w:val="24"/>
-        </w:rPr>
-        <w:t xml:space="preserve"> com JPA</w:t>
+          <w:lang w:val="pt-BR"/>
+        </w:rPr>
+      </w:pPr>
+      <w:r>
+        <w:rPr>
+          <w:rFonts w:ascii="Arial" w:hAnsi="Arial" w:cs="Arial"/>
+          <w:szCs w:val="24"/>
+          <w:lang w:val="pt-BR"/>
+        </w:rPr>
+        <w:t>2.5 Implementação das entidades e persistência com JPA</w:t>
       </w:r>
     </w:p>
     <w:p>
@@ -3549,88 +3319,17 @@
         <w:rPr>
           <w:rFonts w:ascii="Arial" w:hAnsi="Arial" w:cs="Arial"/>
           <w:szCs w:val="24"/>
-        </w:rPr>
-      </w:pPr>
-      <w:r>
-        <w:rPr>
-          <w:rFonts w:ascii="Arial" w:hAnsi="Arial" w:cs="Arial"/>
-          <w:szCs w:val="24"/>
-        </w:rPr>
-        <w:t xml:space="preserve">2.6 </w:t>
-      </w:r>
-      <w:proofErr w:type="spellStart"/>
-      <w:r>
-        <w:rPr>
-          <w:rFonts w:ascii="Arial" w:hAnsi="Arial" w:cs="Arial"/>
-          <w:szCs w:val="24"/>
-        </w:rPr>
-        <w:t>Módulo</w:t>
-      </w:r>
-      <w:proofErr w:type="spellEnd"/>
-      <w:r>
-        <w:rPr>
-          <w:rFonts w:ascii="Arial" w:hAnsi="Arial" w:cs="Arial"/>
-          <w:szCs w:val="24"/>
-        </w:rPr>
-        <w:t xml:space="preserve"> de </w:t>
-      </w:r>
-      <w:proofErr w:type="spellStart"/>
-      <w:r>
-        <w:rPr>
-          <w:rFonts w:ascii="Arial" w:hAnsi="Arial" w:cs="Arial"/>
-          <w:szCs w:val="24"/>
-        </w:rPr>
-        <w:t>categorias</w:t>
-      </w:r>
-      <w:proofErr w:type="spellEnd"/>
-      <w:r>
-        <w:rPr>
-          <w:rFonts w:ascii="Arial" w:hAnsi="Arial" w:cs="Arial"/>
-          <w:szCs w:val="24"/>
-        </w:rPr>
-        <w:t xml:space="preserve">: </w:t>
-      </w:r>
-      <w:proofErr w:type="spellStart"/>
-      <w:r>
-        <w:rPr>
-          <w:rFonts w:ascii="Arial" w:hAnsi="Arial" w:cs="Arial"/>
-          <w:szCs w:val="24"/>
-        </w:rPr>
-        <w:t>inclusão</w:t>
-      </w:r>
-      <w:proofErr w:type="spellEnd"/>
-      <w:r>
-        <w:rPr>
-          <w:rFonts w:ascii="Arial" w:hAnsi="Arial" w:cs="Arial"/>
-          <w:szCs w:val="24"/>
-        </w:rPr>
-        <w:t xml:space="preserve"> e </w:t>
-      </w:r>
-      <w:proofErr w:type="spellStart"/>
-      <w:r>
-        <w:rPr>
-          <w:rFonts w:ascii="Arial" w:hAnsi="Arial" w:cs="Arial"/>
-          <w:szCs w:val="24"/>
-        </w:rPr>
-        <w:t>integração</w:t>
-      </w:r>
-      <w:proofErr w:type="spellEnd"/>
-      <w:r>
-        <w:rPr>
-          <w:rFonts w:ascii="Arial" w:hAnsi="Arial" w:cs="Arial"/>
-          <w:szCs w:val="24"/>
-        </w:rPr>
-        <w:t xml:space="preserve"> com </w:t>
-      </w:r>
-      <w:proofErr w:type="spellStart"/>
-      <w:r>
-        <w:rPr>
-          <w:rFonts w:ascii="Arial" w:hAnsi="Arial" w:cs="Arial"/>
-          <w:szCs w:val="24"/>
-        </w:rPr>
-        <w:t>livros</w:t>
-      </w:r>
-      <w:proofErr w:type="spellEnd"/>
+          <w:lang w:val="pt-BR"/>
+        </w:rPr>
+      </w:pPr>
+      <w:r>
+        <w:rPr>
+          <w:rFonts w:ascii="Arial" w:hAnsi="Arial" w:cs="Arial"/>
+          <w:szCs w:val="24"/>
+          <w:lang w:val="pt-BR"/>
+        </w:rPr>
+        <w:t>2.6 Módulo de categorias: inclusão e integração com livros</w:t>
+      </w:r>
     </w:p>
     <w:p>
       <w:pPr>
@@ -4299,72 +3998,17 @@
         <w:rPr>
           <w:rFonts w:ascii="Arial" w:hAnsi="Arial" w:cs="Arial"/>
           <w:szCs w:val="24"/>
-        </w:rPr>
-      </w:pPr>
-      <w:r>
-        <w:rPr>
-          <w:rFonts w:ascii="Arial" w:hAnsi="Arial" w:cs="Arial"/>
-          <w:szCs w:val="24"/>
-        </w:rPr>
-        <w:t xml:space="preserve">2.7 </w:t>
-      </w:r>
-      <w:proofErr w:type="spellStart"/>
-      <w:r>
-        <w:rPr>
-          <w:rFonts w:ascii="Arial" w:hAnsi="Arial" w:cs="Arial"/>
-          <w:szCs w:val="24"/>
-        </w:rPr>
-        <w:t>Gerenciamento</w:t>
-      </w:r>
-      <w:proofErr w:type="spellEnd"/>
-      <w:r>
-        <w:rPr>
-          <w:rFonts w:ascii="Arial" w:hAnsi="Arial" w:cs="Arial"/>
-          <w:szCs w:val="24"/>
-        </w:rPr>
-        <w:t xml:space="preserve"> de </w:t>
-      </w:r>
-      <w:proofErr w:type="spellStart"/>
-      <w:r>
-        <w:rPr>
-          <w:rFonts w:ascii="Arial" w:hAnsi="Arial" w:cs="Arial"/>
-          <w:szCs w:val="24"/>
-        </w:rPr>
-        <w:t>livros</w:t>
-      </w:r>
-      <w:proofErr w:type="spellEnd"/>
-      <w:r>
-        <w:rPr>
-          <w:rFonts w:ascii="Arial" w:hAnsi="Arial" w:cs="Arial"/>
-          <w:szCs w:val="24"/>
-        </w:rPr>
-        <w:t xml:space="preserve"> e </w:t>
-      </w:r>
-      <w:proofErr w:type="spellStart"/>
-      <w:r>
-        <w:rPr>
-          <w:rFonts w:ascii="Arial" w:hAnsi="Arial" w:cs="Arial"/>
-          <w:szCs w:val="24"/>
-        </w:rPr>
-        <w:t>integridade</w:t>
-      </w:r>
-      <w:proofErr w:type="spellEnd"/>
-      <w:r>
-        <w:rPr>
-          <w:rFonts w:ascii="Arial" w:hAnsi="Arial" w:cs="Arial"/>
-          <w:szCs w:val="24"/>
-        </w:rPr>
-        <w:t xml:space="preserve"> do </w:t>
-      </w:r>
-      <w:proofErr w:type="spellStart"/>
-      <w:r>
-        <w:rPr>
-          <w:rFonts w:ascii="Arial" w:hAnsi="Arial" w:cs="Arial"/>
-          <w:szCs w:val="24"/>
-        </w:rPr>
-        <w:t>acervo</w:t>
-      </w:r>
-      <w:proofErr w:type="spellEnd"/>
+          <w:lang w:val="pt-BR"/>
+        </w:rPr>
+      </w:pPr>
+      <w:r>
+        <w:rPr>
+          <w:rFonts w:ascii="Arial" w:hAnsi="Arial" w:cs="Arial"/>
+          <w:szCs w:val="24"/>
+          <w:lang w:val="pt-BR"/>
+        </w:rPr>
+        <w:t>2.7 Gerenciamento de livros e integridade do acervo</w:t>
+      </w:r>
     </w:p>
     <w:p>
       <w:pPr>
@@ -4402,40 +4046,17 @@
         <w:rPr>
           <w:rFonts w:ascii="Arial" w:hAnsi="Arial" w:cs="Arial"/>
           <w:szCs w:val="24"/>
-        </w:rPr>
-      </w:pPr>
-      <w:r>
-        <w:rPr>
-          <w:rFonts w:ascii="Arial" w:hAnsi="Arial" w:cs="Arial"/>
-          <w:szCs w:val="24"/>
-        </w:rPr>
-        <w:t xml:space="preserve">2.8 </w:t>
-      </w:r>
-      <w:proofErr w:type="spellStart"/>
-      <w:r>
-        <w:rPr>
-          <w:rFonts w:ascii="Arial" w:hAnsi="Arial" w:cs="Arial"/>
-          <w:szCs w:val="24"/>
-        </w:rPr>
-        <w:t>Gerenciamento</w:t>
-      </w:r>
-      <w:proofErr w:type="spellEnd"/>
-      <w:r>
-        <w:rPr>
-          <w:rFonts w:ascii="Arial" w:hAnsi="Arial" w:cs="Arial"/>
-          <w:szCs w:val="24"/>
-        </w:rPr>
-        <w:t xml:space="preserve"> de </w:t>
-      </w:r>
-      <w:proofErr w:type="spellStart"/>
-      <w:r>
-        <w:rPr>
-          <w:rFonts w:ascii="Arial" w:hAnsi="Arial" w:cs="Arial"/>
-          <w:szCs w:val="24"/>
-        </w:rPr>
-        <w:t>alunos</w:t>
-      </w:r>
-      <w:proofErr w:type="spellEnd"/>
+          <w:lang w:val="pt-BR"/>
+        </w:rPr>
+      </w:pPr>
+      <w:r>
+        <w:rPr>
+          <w:rFonts w:ascii="Arial" w:hAnsi="Arial" w:cs="Arial"/>
+          <w:szCs w:val="24"/>
+          <w:lang w:val="pt-BR"/>
+        </w:rPr>
+        <w:t>2.8 Gerenciamento de alunos</w:t>
+      </w:r>
     </w:p>
     <w:p>
       <w:pPr>
@@ -4481,40 +4102,17 @@
         <w:rPr>
           <w:rFonts w:ascii="Arial" w:hAnsi="Arial" w:cs="Arial"/>
           <w:szCs w:val="24"/>
-        </w:rPr>
-      </w:pPr>
-      <w:r>
-        <w:rPr>
-          <w:rFonts w:ascii="Arial" w:hAnsi="Arial" w:cs="Arial"/>
-          <w:szCs w:val="24"/>
-        </w:rPr>
-        <w:t xml:space="preserve">2.9 </w:t>
-      </w:r>
-      <w:proofErr w:type="spellStart"/>
-      <w:r>
-        <w:rPr>
-          <w:rFonts w:ascii="Arial" w:hAnsi="Arial" w:cs="Arial"/>
-          <w:szCs w:val="24"/>
-        </w:rPr>
-        <w:t>Empréstimos</w:t>
-      </w:r>
-      <w:proofErr w:type="spellEnd"/>
-      <w:r>
-        <w:rPr>
-          <w:rFonts w:ascii="Arial" w:hAnsi="Arial" w:cs="Arial"/>
-          <w:szCs w:val="24"/>
-        </w:rPr>
-        <w:t xml:space="preserve"> e </w:t>
-      </w:r>
-      <w:proofErr w:type="spellStart"/>
-      <w:r>
-        <w:rPr>
-          <w:rFonts w:ascii="Arial" w:hAnsi="Arial" w:cs="Arial"/>
-          <w:szCs w:val="24"/>
-        </w:rPr>
-        <w:t>devoluções</w:t>
-      </w:r>
-      <w:proofErr w:type="spellEnd"/>
+          <w:lang w:val="pt-BR"/>
+        </w:rPr>
+      </w:pPr>
+      <w:r>
+        <w:rPr>
+          <w:rFonts w:ascii="Arial" w:hAnsi="Arial" w:cs="Arial"/>
+          <w:szCs w:val="24"/>
+          <w:lang w:val="pt-BR"/>
+        </w:rPr>
+        <w:t>2.9 Empréstimos e devoluções</w:t>
+      </w:r>
     </w:p>
     <w:p>
       <w:pPr>
@@ -4567,56 +4165,17 @@
         <w:rPr>
           <w:rFonts w:ascii="Arial" w:hAnsi="Arial" w:cs="Arial"/>
           <w:szCs w:val="24"/>
-        </w:rPr>
-      </w:pPr>
-      <w:r>
-        <w:rPr>
-          <w:rFonts w:ascii="Arial" w:hAnsi="Arial" w:cs="Arial"/>
-          <w:szCs w:val="24"/>
-        </w:rPr>
-        <w:t xml:space="preserve">2.10 Controle de </w:t>
-      </w:r>
-      <w:proofErr w:type="spellStart"/>
-      <w:r>
-        <w:rPr>
-          <w:rFonts w:ascii="Arial" w:hAnsi="Arial" w:cs="Arial"/>
-          <w:szCs w:val="24"/>
-        </w:rPr>
-        <w:t>multas</w:t>
-      </w:r>
-      <w:proofErr w:type="spellEnd"/>
-      <w:r>
-        <w:rPr>
-          <w:rFonts w:ascii="Arial" w:hAnsi="Arial" w:cs="Arial"/>
-          <w:szCs w:val="24"/>
-        </w:rPr>
-        <w:t xml:space="preserve"> e </w:t>
-      </w:r>
-      <w:proofErr w:type="spellStart"/>
-      <w:r>
-        <w:rPr>
-          <w:rFonts w:ascii="Arial" w:hAnsi="Arial" w:cs="Arial"/>
-          <w:szCs w:val="24"/>
-        </w:rPr>
-        <w:t>regras</w:t>
-      </w:r>
-      <w:proofErr w:type="spellEnd"/>
-      <w:r>
-        <w:rPr>
-          <w:rFonts w:ascii="Arial" w:hAnsi="Arial" w:cs="Arial"/>
-          <w:szCs w:val="24"/>
-        </w:rPr>
-        <w:t xml:space="preserve"> de </w:t>
-      </w:r>
-      <w:proofErr w:type="spellStart"/>
-      <w:r>
-        <w:rPr>
-          <w:rFonts w:ascii="Arial" w:hAnsi="Arial" w:cs="Arial"/>
-          <w:szCs w:val="24"/>
-        </w:rPr>
-        <w:t>negócio</w:t>
-      </w:r>
-      <w:proofErr w:type="spellEnd"/>
+          <w:lang w:val="pt-BR"/>
+        </w:rPr>
+      </w:pPr>
+      <w:r>
+        <w:rPr>
+          <w:rFonts w:ascii="Arial" w:hAnsi="Arial" w:cs="Arial"/>
+          <w:szCs w:val="24"/>
+          <w:lang w:val="pt-BR"/>
+        </w:rPr>
+        <w:t>2.10 Controle de multas e regras de negócio</w:t>
+      </w:r>
     </w:p>
     <w:p>
       <w:pPr>
@@ -4677,64 +4236,16 @@
         <w:rPr>
           <w:rFonts w:ascii="Arial" w:hAnsi="Arial" w:cs="Arial"/>
           <w:szCs w:val="24"/>
-        </w:rPr>
-      </w:pPr>
-      <w:r>
-        <w:rPr>
-          <w:rFonts w:ascii="Arial" w:hAnsi="Arial" w:cs="Arial"/>
-          <w:szCs w:val="24"/>
-        </w:rPr>
-        <w:t xml:space="preserve">2.11 Controllers, </w:t>
-      </w:r>
-      <w:proofErr w:type="spellStart"/>
-      <w:r>
-        <w:rPr>
-          <w:rFonts w:ascii="Arial" w:hAnsi="Arial" w:cs="Arial"/>
-          <w:szCs w:val="24"/>
-        </w:rPr>
-        <w:t>requisições</w:t>
-      </w:r>
-      <w:proofErr w:type="spellEnd"/>
-      <w:r>
-        <w:rPr>
-          <w:rFonts w:ascii="Arial" w:hAnsi="Arial" w:cs="Arial"/>
-          <w:szCs w:val="24"/>
-        </w:rPr>
-        <w:t xml:space="preserve"> HTTP e </w:t>
-      </w:r>
-      <w:proofErr w:type="spellStart"/>
-      <w:r>
-        <w:rPr>
-          <w:rFonts w:ascii="Arial" w:hAnsi="Arial" w:cs="Arial"/>
-          <w:szCs w:val="24"/>
-        </w:rPr>
-        <w:t>integração</w:t>
-      </w:r>
-      <w:proofErr w:type="spellEnd"/>
-      <w:r>
-        <w:rPr>
-          <w:rFonts w:ascii="Arial" w:hAnsi="Arial" w:cs="Arial"/>
-          <w:szCs w:val="24"/>
-        </w:rPr>
-        <w:t xml:space="preserve"> com </w:t>
-      </w:r>
-      <w:proofErr w:type="spellStart"/>
-      <w:proofErr w:type="gramStart"/>
-      <w:r>
-        <w:rPr>
-          <w:rFonts w:ascii="Arial" w:hAnsi="Arial" w:cs="Arial"/>
-          <w:szCs w:val="24"/>
-        </w:rPr>
-        <w:t>a</w:t>
-      </w:r>
-      <w:proofErr w:type="spellEnd"/>
-      <w:proofErr w:type="gramEnd"/>
-      <w:r>
-        <w:rPr>
-          <w:rFonts w:ascii="Arial" w:hAnsi="Arial" w:cs="Arial"/>
-          <w:szCs w:val="24"/>
-        </w:rPr>
-        <w:t xml:space="preserve"> interface</w:t>
+          <w:lang w:val="pt-BR"/>
+        </w:rPr>
+      </w:pPr>
+      <w:r>
+        <w:rPr>
+          <w:rFonts w:ascii="Arial" w:hAnsi="Arial" w:cs="Arial"/>
+          <w:szCs w:val="24"/>
+          <w:lang w:val="pt-BR"/>
+        </w:rPr>
+        <w:t>2.11 Controllers, requisições HTTP e integração com a interface</w:t>
       </w:r>
     </w:p>
     <w:p>
@@ -4788,30 +4299,16 @@
         <w:rPr>
           <w:rFonts w:ascii="Arial" w:hAnsi="Arial" w:cs="Arial"/>
           <w:szCs w:val="24"/>
-        </w:rPr>
-      </w:pPr>
-      <w:r>
-        <w:rPr>
-          <w:rFonts w:ascii="Arial" w:hAnsi="Arial" w:cs="Arial"/>
-          <w:szCs w:val="24"/>
-        </w:rPr>
-        <w:t xml:space="preserve">2.12 Interface web com </w:t>
-      </w:r>
-      <w:proofErr w:type="spellStart"/>
-      <w:r>
-        <w:rPr>
-          <w:rFonts w:ascii="Arial" w:hAnsi="Arial" w:cs="Arial"/>
-          <w:szCs w:val="24"/>
-        </w:rPr>
-        <w:t>Thymeleaf</w:t>
-      </w:r>
-      <w:proofErr w:type="spellEnd"/>
-      <w:r>
-        <w:rPr>
-          <w:rFonts w:ascii="Arial" w:hAnsi="Arial" w:cs="Arial"/>
-          <w:szCs w:val="24"/>
-        </w:rPr>
-        <w:t xml:space="preserve"> e Bootstrap</w:t>
+          <w:lang w:val="pt-BR"/>
+        </w:rPr>
+      </w:pPr>
+      <w:r>
+        <w:rPr>
+          <w:rFonts w:ascii="Arial" w:hAnsi="Arial" w:cs="Arial"/>
+          <w:szCs w:val="24"/>
+          <w:lang w:val="pt-BR"/>
+        </w:rPr>
+        <w:t>2.12 Interface web com Thymeleaf e Bootstrap</w:t>
       </w:r>
     </w:p>
     <w:p>
@@ -4858,62 +4355,16 @@
         <w:rPr>
           <w:rFonts w:ascii="Arial" w:hAnsi="Arial" w:cs="Arial"/>
           <w:szCs w:val="24"/>
-        </w:rPr>
-      </w:pPr>
-      <w:r>
-        <w:rPr>
-          <w:rFonts w:ascii="Arial" w:hAnsi="Arial" w:cs="Arial"/>
-          <w:szCs w:val="24"/>
-        </w:rPr>
-        <w:t xml:space="preserve">2.13 Controle de </w:t>
-      </w:r>
-      <w:proofErr w:type="spellStart"/>
-      <w:r>
-        <w:rPr>
-          <w:rFonts w:ascii="Arial" w:hAnsi="Arial" w:cs="Arial"/>
-          <w:szCs w:val="24"/>
-        </w:rPr>
-        <w:t>versão</w:t>
-      </w:r>
-      <w:proofErr w:type="spellEnd"/>
-      <w:r>
-        <w:rPr>
-          <w:rFonts w:ascii="Arial" w:hAnsi="Arial" w:cs="Arial"/>
-          <w:szCs w:val="24"/>
-        </w:rPr>
-        <w:t xml:space="preserve">, </w:t>
-      </w:r>
-      <w:proofErr w:type="spellStart"/>
-      <w:r>
-        <w:rPr>
-          <w:rFonts w:ascii="Arial" w:hAnsi="Arial" w:cs="Arial"/>
-          <w:szCs w:val="24"/>
-        </w:rPr>
-        <w:t>organização</w:t>
-      </w:r>
-      <w:proofErr w:type="spellEnd"/>
-      <w:r>
-        <w:rPr>
-          <w:rFonts w:ascii="Arial" w:hAnsi="Arial" w:cs="Arial"/>
-          <w:szCs w:val="24"/>
-        </w:rPr>
-        <w:t xml:space="preserve"> da equipe e </w:t>
-      </w:r>
-      <w:proofErr w:type="spellStart"/>
-      <w:r>
-        <w:rPr>
-          <w:rFonts w:ascii="Arial" w:hAnsi="Arial" w:cs="Arial"/>
-          <w:szCs w:val="24"/>
-        </w:rPr>
-        <w:t>evolução</w:t>
-      </w:r>
-      <w:proofErr w:type="spellEnd"/>
-      <w:r>
-        <w:rPr>
-          <w:rFonts w:ascii="Arial" w:hAnsi="Arial" w:cs="Arial"/>
-          <w:szCs w:val="24"/>
-        </w:rPr>
-        <w:t xml:space="preserve"> incremental</w:t>
+          <w:lang w:val="pt-BR"/>
+        </w:rPr>
+      </w:pPr>
+      <w:r>
+        <w:rPr>
+          <w:rFonts w:ascii="Arial" w:hAnsi="Arial" w:cs="Arial"/>
+          <w:szCs w:val="24"/>
+          <w:lang w:val="pt-BR"/>
+        </w:rPr>
+        <w:t>2.13 Controle de versão, organização da equipe e evolução incremental</w:t>
       </w:r>
     </w:p>
     <w:p>
@@ -4967,72 +4418,17 @@
         <w:rPr>
           <w:rFonts w:ascii="Arial" w:hAnsi="Arial" w:cs="Arial"/>
           <w:szCs w:val="24"/>
-        </w:rPr>
-      </w:pPr>
-      <w:r>
-        <w:rPr>
-          <w:rFonts w:ascii="Arial" w:hAnsi="Arial" w:cs="Arial"/>
-          <w:szCs w:val="24"/>
-        </w:rPr>
-        <w:t xml:space="preserve">2.14 </w:t>
-      </w:r>
-      <w:proofErr w:type="spellStart"/>
-      <w:r>
-        <w:rPr>
-          <w:rFonts w:ascii="Arial" w:hAnsi="Arial" w:cs="Arial"/>
-          <w:szCs w:val="24"/>
-        </w:rPr>
-        <w:t>Validações</w:t>
-      </w:r>
-      <w:proofErr w:type="spellEnd"/>
-      <w:r>
-        <w:rPr>
-          <w:rFonts w:ascii="Arial" w:hAnsi="Arial" w:cs="Arial"/>
-          <w:szCs w:val="24"/>
-        </w:rPr>
-        <w:t xml:space="preserve">, </w:t>
-      </w:r>
-      <w:proofErr w:type="spellStart"/>
-      <w:r>
-        <w:rPr>
-          <w:rFonts w:ascii="Arial" w:hAnsi="Arial" w:cs="Arial"/>
-          <w:szCs w:val="24"/>
-        </w:rPr>
-        <w:t>tratamento</w:t>
-      </w:r>
-      <w:proofErr w:type="spellEnd"/>
-      <w:r>
-        <w:rPr>
-          <w:rFonts w:ascii="Arial" w:hAnsi="Arial" w:cs="Arial"/>
-          <w:szCs w:val="24"/>
-        </w:rPr>
-        <w:t xml:space="preserve"> de </w:t>
-      </w:r>
-      <w:proofErr w:type="spellStart"/>
-      <w:r>
-        <w:rPr>
-          <w:rFonts w:ascii="Arial" w:hAnsi="Arial" w:cs="Arial"/>
-          <w:szCs w:val="24"/>
-        </w:rPr>
-        <w:t>erros</w:t>
-      </w:r>
-      <w:proofErr w:type="spellEnd"/>
-      <w:r>
-        <w:rPr>
-          <w:rFonts w:ascii="Arial" w:hAnsi="Arial" w:cs="Arial"/>
-          <w:szCs w:val="24"/>
-        </w:rPr>
-        <w:t xml:space="preserve"> e </w:t>
-      </w:r>
-      <w:proofErr w:type="spellStart"/>
-      <w:r>
-        <w:rPr>
-          <w:rFonts w:ascii="Arial" w:hAnsi="Arial" w:cs="Arial"/>
-          <w:szCs w:val="24"/>
-        </w:rPr>
-        <w:t>consistência</w:t>
-      </w:r>
-      <w:proofErr w:type="spellEnd"/>
+          <w:lang w:val="pt-BR"/>
+        </w:rPr>
+      </w:pPr>
+      <w:r>
+        <w:rPr>
+          <w:rFonts w:ascii="Arial" w:hAnsi="Arial" w:cs="Arial"/>
+          <w:szCs w:val="24"/>
+          <w:lang w:val="pt-BR"/>
+        </w:rPr>
+        <w:t>2.14 Validações, tratamento de erros e consistência</w:t>
+      </w:r>
     </w:p>
     <w:p>
       <w:pPr>
@@ -5078,72 +4474,17 @@
         <w:rPr>
           <w:rFonts w:ascii="Arial" w:hAnsi="Arial" w:cs="Arial"/>
           <w:szCs w:val="24"/>
-        </w:rPr>
-      </w:pPr>
-      <w:r>
-        <w:rPr>
-          <w:rFonts w:ascii="Arial" w:hAnsi="Arial" w:cs="Arial"/>
-          <w:szCs w:val="24"/>
-        </w:rPr>
-        <w:t xml:space="preserve">2.15 Testes e </w:t>
-      </w:r>
-      <w:proofErr w:type="spellStart"/>
-      <w:r>
-        <w:rPr>
-          <w:rFonts w:ascii="Arial" w:hAnsi="Arial" w:cs="Arial"/>
-          <w:szCs w:val="24"/>
-        </w:rPr>
-        <w:t>verificações</w:t>
-      </w:r>
-      <w:proofErr w:type="spellEnd"/>
-      <w:r>
-        <w:rPr>
-          <w:rFonts w:ascii="Arial" w:hAnsi="Arial" w:cs="Arial"/>
-          <w:szCs w:val="24"/>
-        </w:rPr>
-        <w:t xml:space="preserve"> </w:t>
-      </w:r>
-      <w:proofErr w:type="spellStart"/>
-      <w:r>
-        <w:rPr>
-          <w:rFonts w:ascii="Arial" w:hAnsi="Arial" w:cs="Arial"/>
-          <w:szCs w:val="24"/>
-        </w:rPr>
-        <w:t>realizadas</w:t>
-      </w:r>
-      <w:proofErr w:type="spellEnd"/>
-      <w:r>
-        <w:rPr>
-          <w:rFonts w:ascii="Arial" w:hAnsi="Arial" w:cs="Arial"/>
-          <w:szCs w:val="24"/>
-        </w:rPr>
-        <w:t xml:space="preserve"> </w:t>
-      </w:r>
-      <w:proofErr w:type="spellStart"/>
-      <w:r>
-        <w:rPr>
-          <w:rFonts w:ascii="Arial" w:hAnsi="Arial" w:cs="Arial"/>
-          <w:szCs w:val="24"/>
-        </w:rPr>
-        <w:t>durante</w:t>
-      </w:r>
-      <w:proofErr w:type="spellEnd"/>
-      <w:r>
-        <w:rPr>
-          <w:rFonts w:ascii="Arial" w:hAnsi="Arial" w:cs="Arial"/>
-          <w:szCs w:val="24"/>
-        </w:rPr>
-        <w:t xml:space="preserve"> o </w:t>
-      </w:r>
-      <w:proofErr w:type="spellStart"/>
-      <w:r>
-        <w:rPr>
-          <w:rFonts w:ascii="Arial" w:hAnsi="Arial" w:cs="Arial"/>
-          <w:szCs w:val="24"/>
-        </w:rPr>
-        <w:t>desenvolvimento</w:t>
-      </w:r>
-      <w:proofErr w:type="spellEnd"/>
+          <w:lang w:val="pt-BR"/>
+        </w:rPr>
+      </w:pPr>
+      <w:r>
+        <w:rPr>
+          <w:rFonts w:ascii="Arial" w:hAnsi="Arial" w:cs="Arial"/>
+          <w:szCs w:val="24"/>
+          <w:lang w:val="pt-BR"/>
+        </w:rPr>
+        <w:t>2.15 Testes e verificações realizadas durante o desenvolvimento</w:t>
+      </w:r>
     </w:p>
     <w:p>
       <w:pPr>
@@ -5676,8 +5017,15 @@
     <w:p>
       <w:pPr>
         <w:pStyle w:val="RelatorioTitulo2"/>
-      </w:pPr>
-      <w:r>
+        <w:rPr>
+          <w:lang w:val="pt-BR"/>
+        </w:rPr>
+      </w:pPr>
+      <w:commentRangeStart w:id="1"/>
+      <w:r>
+        <w:rPr>
+          <w:lang w:val="pt-BR"/>
+        </w:rPr>
         <w:t>2.16 Evolução do dashboard e módulo de relatórios – 21/08/2026</w:t>
       </w:r>
     </w:p>
@@ -5705,6 +5053,15 @@
       <w:r>
         <w:t>Essa etapa representa uma evolução importante em relação ao estado documentado em 20/08/2026: relatórios deixam de ser apenas uma possibilidade futura e passam a possuir infraestrutura específica no back-end. A conclusão visual e os testes de integração do módulo permanecem como etapas de continuidade.</w:t>
       </w:r>
+      <w:commentRangeEnd w:id="1"/>
+      <w:r>
+        <w:rPr>
+          <w:rStyle w:val="Refdecomentrio"/>
+          <w:sz w:val="24"/>
+          <w:szCs w:val="22"/>
+        </w:rPr>
+        <w:commentReference w:id="1"/>
+      </w:r>
     </w:p>
     <w:p>
       <w:pPr>
@@ -5712,36 +5069,31 @@
         <w:rPr>
           <w:rFonts w:ascii="Arial" w:hAnsi="Arial" w:cs="Arial"/>
           <w:szCs w:val="24"/>
-        </w:rPr>
-      </w:pPr>
-      <w:r>
-        <w:rPr>
-          <w:rFonts w:ascii="Arial" w:hAnsi="Arial" w:cs="Arial"/>
-          <w:szCs w:val="24"/>
+          <w:lang w:val="pt-BR"/>
+        </w:rPr>
+      </w:pPr>
+      <w:r>
+        <w:rPr>
+          <w:rFonts w:ascii="Arial" w:hAnsi="Arial" w:cs="Arial"/>
+          <w:szCs w:val="24"/>
+          <w:lang w:val="pt-BR"/>
         </w:rPr>
         <w:t>2.17 Situação atual e possibilidades de evolução</w:t>
       </w:r>
-      <w:proofErr w:type="spellStart"/>
-      <w:proofErr w:type="spellEnd"/>
-      <w:proofErr w:type="spellStart"/>
-      <w:proofErr w:type="spellEnd"/>
-      <w:proofErr w:type="spellStart"/>
-      <w:proofErr w:type="spellEnd"/>
-      <w:proofErr w:type="spellStart"/>
-      <w:proofErr w:type="spellEnd"/>
-    </w:p>
-    <w:p>
-      <w:pPr>
-        <w:rPr>
-          <w:rFonts w:ascii="Arial" w:hAnsi="Arial" w:cs="Arial"/>
-          <w:szCs w:val="24"/>
-        </w:rPr>
-      </w:pPr>
-      <w:r>
-        <w:rPr>
-          <w:rFonts w:ascii="Arial" w:hAnsi="Arial" w:cs="Arial"/>
-          <w:szCs w:val="24"/>
-        </w:rPr>
+    </w:p>
+    <w:p>
+      <w:pPr>
+        <w:rPr>
+          <w:rFonts w:ascii="Arial" w:hAnsi="Arial" w:cs="Arial"/>
+          <w:szCs w:val="24"/>
+        </w:rPr>
+      </w:pPr>
+      <w:r>
+        <w:rPr>
+          <w:rFonts w:ascii="Arial" w:hAnsi="Arial" w:cs="Arial"/>
+          <w:szCs w:val="24"/>
+        </w:rPr>
+        <w:lastRenderedPageBreak/>
         <w:t>Com a estrutura implementada até 21/08/2026, o projeto possui uma base consistente para o gerenciamento das principais informações da biblioteca e avançou para a consolidação de indicadores e relatórios. Além das entidades, Repositories, Services e Controllers dos módulos operacionais, foram incorporados DTOs específicos para dashboard e relatórios, consultas agregadas nos Repositories, RelatorioService, RelatorioController e ajustes no HomeController. A camada de apresentação e a integração visual desses dados ainda podem continuar evoluindo nas próximas etapas.</w:t>
       </w:r>
     </w:p>
@@ -5766,14 +5118,36 @@
         <w:rPr>
           <w:rFonts w:ascii="Arial" w:hAnsi="Arial" w:cs="Arial"/>
           <w:szCs w:val="24"/>
-        </w:rPr>
-      </w:pPr>
-      <w:r>
-        <w:rPr>
-          <w:rFonts w:ascii="Arial" w:hAnsi="Arial" w:cs="Arial"/>
-          <w:szCs w:val="24"/>
-        </w:rPr>
-        <w:t>3. CONCLUSÃO</w:t>
+          <w:lang w:val="pt-BR"/>
+        </w:rPr>
+      </w:pPr>
+      <w:r>
+        <w:rPr>
+          <w:rFonts w:ascii="Arial" w:hAnsi="Arial" w:cs="Arial"/>
+          <w:szCs w:val="24"/>
+          <w:lang w:val="pt-BR"/>
+        </w:rPr>
+        <w:t xml:space="preserve">3. </w:t>
+      </w:r>
+      <w:commentRangeStart w:id="2"/>
+      <w:r>
+        <w:rPr>
+          <w:rFonts w:ascii="Arial" w:hAnsi="Arial" w:cs="Arial"/>
+          <w:szCs w:val="24"/>
+          <w:lang w:val="pt-BR"/>
+        </w:rPr>
+        <w:t>CONCLUSÃO</w:t>
+      </w:r>
+      <w:commentRangeEnd w:id="2"/>
+      <w:r>
+        <w:rPr>
+          <w:rStyle w:val="Refdecomentrio"/>
+          <w:rFonts w:ascii="Arial" w:hAnsi="Arial" w:cs="Arial"/>
+          <w:sz w:val="24"/>
+          <w:szCs w:val="24"/>
+          <w:lang w:val="pt-BR"/>
+        </w:rPr>
+        <w:commentReference w:id="2"/>
       </w:r>
     </w:p>
     <w:p>
@@ -5818,7 +5192,7 @@
           <w:rFonts w:ascii="Arial" w:hAnsi="Arial" w:cs="Arial"/>
           <w:szCs w:val="24"/>
         </w:rPr>
-        <w:t xml:space="preserve">Como aprendizado, destaca-se a importância de manter o modelo de dados, o código e o DRS sincronizados, realizar validações em diferentes níveis e testar tanto </w:t>
+        <w:t xml:space="preserve">Como aprendizado, destaca-se a importância de manter o modelo de dados, o código e o DRS sincronizados, realizar validações em diferentes níveis e testar tanto os fluxos de sucesso quanto as situações de erro. A prática também evidenciou a importância do trabalho colaborativo, do versionamento e da documentação para </w:t>
       </w:r>
       <w:r>
         <w:rPr>
@@ -5826,7 +5200,7 @@
           <w:szCs w:val="24"/>
         </w:rPr>
         <w:lastRenderedPageBreak/>
-        <w:t>os fluxos de sucesso quanto as situações de erro. A prática também evidenciou a importância do trabalho colaborativo, do versionamento e da documentação para acompanhar as mudanças realizadas durante o desenvolvimento. Como melhoria futura, recomenda-se ampliar a cobertura de testes automatizados, finalizar e padronizar as interfaces, fortalecer o controle de acesso e continuar revisando as regras de negócio à medida que novas necessidades forem incorporadas ao sistema.</w:t>
+        <w:t>acompanhar as mudanças realizadas durante o desenvolvimento. Como melhoria futura, recomenda-se ampliar a cobertura de testes automatizados, finalizar e padronizar as interfaces, fortalecer o controle de acesso e continuar revisando as regras de negócio à medida que novas necessidades forem incorporadas ao sistema.</w:t>
       </w:r>
     </w:p>
     <w:p>
@@ -5835,14 +5209,36 @@
         <w:rPr>
           <w:rFonts w:ascii="Arial" w:hAnsi="Arial" w:cs="Arial"/>
           <w:szCs w:val="24"/>
-        </w:rPr>
-      </w:pPr>
-      <w:r>
-        <w:rPr>
-          <w:rFonts w:ascii="Arial" w:hAnsi="Arial" w:cs="Arial"/>
-          <w:szCs w:val="24"/>
-        </w:rPr>
-        <w:t>4. REFERÊNCIAS</w:t>
+          <w:lang w:val="pt-BR"/>
+        </w:rPr>
+      </w:pPr>
+      <w:r>
+        <w:rPr>
+          <w:rFonts w:ascii="Arial" w:hAnsi="Arial" w:cs="Arial"/>
+          <w:szCs w:val="24"/>
+          <w:lang w:val="pt-BR"/>
+        </w:rPr>
+        <w:t xml:space="preserve">4. </w:t>
+      </w:r>
+      <w:commentRangeStart w:id="3"/>
+      <w:r>
+        <w:rPr>
+          <w:rFonts w:ascii="Arial" w:hAnsi="Arial" w:cs="Arial"/>
+          <w:szCs w:val="24"/>
+          <w:lang w:val="pt-BR"/>
+        </w:rPr>
+        <w:t>REFERÊNCIAS</w:t>
+      </w:r>
+      <w:commentRangeEnd w:id="3"/>
+      <w:r>
+        <w:rPr>
+          <w:rStyle w:val="Refdecomentrio"/>
+          <w:rFonts w:ascii="Arial" w:hAnsi="Arial" w:cs="Arial"/>
+          <w:sz w:val="24"/>
+          <w:szCs w:val="24"/>
+          <w:lang w:val="pt-BR"/>
+        </w:rPr>
+        <w:commentReference w:id="3"/>
       </w:r>
     </w:p>
     <w:p>
@@ -6050,8 +5446,8 @@
       </w:r>
     </w:p>
     <w:sectPr>
-      <w:headerReference w:type="default" r:id="rId8"/>
-      <w:footerReference w:type="default" r:id="rId9"/>
+      <w:headerReference w:type="default" r:id="rId12"/>
+      <w:footerReference w:type="default" r:id="rId13"/>
       <w:type w:val="continuous"/>
       <w:pgSz w:w="11920" w:h="16860"/>
       <w:pgMar w:top="1701" w:right="1134" w:bottom="1134" w:left="1701" w:header="284" w:footer="624" w:gutter="0"/>
@@ -6061,8 +5457,112 @@
 </w:document>
 </file>
 
+<file path=word/comments.xml><?xml version="1.0" encoding="utf-8"?>
+<w:comments xmlns:wpc="http://schemas.microsoft.com/office/word/2010/wordprocessingCanvas" xmlns:cx="http://schemas.microsoft.com/office/drawing/2014/chartex" xmlns:cx1="http://schemas.microsoft.com/office/drawing/2015/9/8/chartex" xmlns:cx2="http://schemas.microsoft.com/office/drawing/2015/10/21/chartex" xmlns:cx3="http://schemas.microsoft.com/office/drawing/2016/5/9/chartex" xmlns:cx4="http://schemas.microsoft.com/office/drawing/2016/5/10/chartex" xmlns:cx5="http://schemas.microsoft.com/office/drawing/2016/5/11/chartex" xmlns:cx6="http://schemas.microsoft.com/office/drawing/2016/5/12/chartex" xmlns:cx7="http://schemas.microsoft.com/office/drawing/2016/5/13/chartex" xmlns:cx8="http://schemas.microsoft.com/office/drawing/2016/5/14/chartex" xmlns:mc="http://schemas.openxmlformats.org/markup-compatibility/2006" xmlns:aink="http://schemas.microsoft.com/office/drawing/2016/ink" xmlns:am3d="http://schemas.microsoft.com/office/drawing/2017/model3d" xmlns:o="urn:schemas-microsoft-com:office:office" xmlns:oel="http://schemas.microsoft.com/office/2019/extlst" xmlns:r="http://schemas.openxmlformats.org/officeDocument/2006/relationships" xmlns:m="http://schemas.openxmlformats.org/officeDocument/2006/math" xmlns:v="urn:schemas-microsoft-com:vml" xmlns:wp14="http://schemas.microsoft.com/office/word/2010/wordprocessingDrawing" xmlns:wp="http://schemas.openxmlformats.org/drawingml/2006/wordprocessingDrawing" xmlns:w10="urn:schemas-microsoft-com:office:word" xmlns:w="http://schemas.openxmlformats.org/wordprocessingml/2006/main" xmlns:w14="http://schemas.microsoft.com/office/word/2010/wordml" xmlns:w15="http://schemas.microsoft.com/office/word/2012/wordml" xmlns:w16cex="http://schemas.microsoft.com/office/word/2018/wordml/cex" xmlns:w16cid="http://schemas.microsoft.com/office/word/2016/wordml/cid" xmlns:w16="http://schemas.microsoft.com/office/word/2018/wordml" xmlns:w16du="http://schemas.microsoft.com/office/word/2023/wordml/word16du" xmlns:w16sdtdh="http://schemas.microsoft.com/office/word/2020/wordml/sdtdatahash" xmlns:w16sdtfl="http://schemas.microsoft.com/office/word/2024/wordml/sdtformatlock" xmlns:w16se="http://schemas.microsoft.com/office/word/2015/wordml/symex" xmlns:wpg="http://schemas.microsoft.com/office/word/2010/wordprocessingGroup" xmlns:wpi="http://schemas.microsoft.com/office/word/2010/wordprocessingInk" xmlns:wne="http://schemas.microsoft.com/office/word/2006/wordml" xmlns:wps="http://schemas.microsoft.com/office/word/2010/wordprocessingShape" mc:Ignorable="w14 w15 w16se w16cid w16 w16cex w16sdtdh w16sdtfl w16du wp14">
+  <w:comment w:id="0" w:author="Cleverson S. Sobrinho" w:date="2026-08-25T15:18:00Z" w:initials="CS">
+    <w:p>
+      <w:pPr>
+        <w:pStyle w:val="Textodecomentrio"/>
+        <w:ind w:firstLine="0"/>
+        <w:jc w:val="left"/>
+      </w:pPr>
+      <w:r>
+        <w:rPr>
+          <w:rStyle w:val="Refdecomentrio"/>
+        </w:rPr>
+        <w:annotationRef/>
+      </w:r>
+      <w:r>
+        <w:t>Posicionar a Introdução em uma página exclusivamente para a introção.</w:t>
+      </w:r>
+    </w:p>
+  </w:comment>
+  <w:comment w:id="1" w:author="Cleverson S. Sobrinho" w:date="2026-08-25T15:15:00Z" w:initials="CS">
+    <w:p>
+      <w:pPr>
+        <w:pStyle w:val="Textodecomentrio"/>
+        <w:ind w:firstLine="0"/>
+        <w:jc w:val="left"/>
+      </w:pPr>
+      <w:r>
+        <w:rPr>
+          <w:rStyle w:val="Refdecomentrio"/>
+        </w:rPr>
+        <w:annotationRef/>
+      </w:r>
+      <w:r>
+        <w:t>Ajustar: Fonte: Arial ou times New Roman; Tamanho: 12 para texto, 10 para citações com mais de três linhas; Cor: preta. Conforme modelo fornecido pelo CETAM.</w:t>
+      </w:r>
+    </w:p>
+  </w:comment>
+  <w:comment w:id="2" w:author="Cleverson S. Sobrinho" w:date="2026-08-25T15:17:00Z" w:initials="CS">
+    <w:p>
+      <w:pPr>
+        <w:pStyle w:val="Textodecomentrio"/>
+        <w:ind w:firstLine="0"/>
+        <w:jc w:val="left"/>
+      </w:pPr>
+      <w:r>
+        <w:rPr>
+          <w:rStyle w:val="Refdecomentrio"/>
+        </w:rPr>
+        <w:annotationRef/>
+      </w:r>
+      <w:r>
+        <w:t>Posicionar a Conclusão em uma página exclusivamente para a Conclusão.</w:t>
+      </w:r>
+    </w:p>
+  </w:comment>
+  <w:comment w:id="3" w:author="Cleverson S. Sobrinho" w:date="2026-08-25T15:17:00Z" w:initials="CS">
+    <w:p>
+      <w:pPr>
+        <w:pStyle w:val="Textodecomentrio"/>
+        <w:ind w:firstLine="0"/>
+        <w:jc w:val="left"/>
+      </w:pPr>
+      <w:r>
+        <w:rPr>
+          <w:rStyle w:val="Refdecomentrio"/>
+        </w:rPr>
+        <w:annotationRef/>
+      </w:r>
+      <w:r>
+        <w:t>Posicionar a Bibliografia em uma página exclusivamente para a Bibliografia.</w:t>
+      </w:r>
+    </w:p>
+  </w:comment>
+</w:comments>
+</file>
+
+<file path=word/commentsExtended.xml><?xml version="1.0" encoding="utf-8"?>
+<w15:commentsEx xmlns:wpc="http://schemas.microsoft.com/office/word/2010/wordprocessingCanvas" xmlns:cx="http://schemas.microsoft.com/office/drawing/2014/chartex" xmlns:cx1="http://schemas.microsoft.com/office/drawing/2015/9/8/chartex" xmlns:cx2="http://schemas.microsoft.com/office/drawing/2015/10/21/chartex" xmlns:cx3="http://schemas.microsoft.com/office/drawing/2016/5/9/chartex" xmlns:cx4="http://schemas.microsoft.com/office/drawing/2016/5/10/chartex" xmlns:cx5="http://schemas.microsoft.com/office/drawing/2016/5/11/chartex" xmlns:cx6="http://schemas.microsoft.com/office/drawing/2016/5/12/chartex" xmlns:cx7="http://schemas.microsoft.com/office/drawing/2016/5/13/chartex" xmlns:cx8="http://schemas.microsoft.com/office/drawing/2016/5/14/chartex" xmlns:mc="http://schemas.openxmlformats.org/markup-compatibility/2006" xmlns:aink="http://schemas.microsoft.com/office/drawing/2016/ink" xmlns:am3d="http://schemas.microsoft.com/office/drawing/2017/model3d" xmlns:o="urn:schemas-microsoft-com:office:office" xmlns:oel="http://schemas.microsoft.com/office/2019/extlst" xmlns:r="http://schemas.openxmlformats.org/officeDocument/2006/relationships" xmlns:m="http://schemas.openxmlformats.org/officeDocument/2006/math" xmlns:v="urn:schemas-microsoft-com:vml" xmlns:wp14="http://schemas.microsoft.com/office/word/2010/wordprocessingDrawing" xmlns:wp="http://schemas.openxmlformats.org/drawingml/2006/wordprocessingDrawing" xmlns:w10="urn:schemas-microsoft-com:office:word" xmlns:w="http://schemas.openxmlformats.org/wordprocessingml/2006/main" xmlns:w14="http://schemas.microsoft.com/office/word/2010/wordml" xmlns:w15="http://schemas.microsoft.com/office/word/2012/wordml" xmlns:w16cex="http://schemas.microsoft.com/office/word/2018/wordml/cex" xmlns:w16cid="http://schemas.microsoft.com/office/word/2016/wordml/cid" xmlns:w16="http://schemas.microsoft.com/office/word/2018/wordml" xmlns:w16du="http://schemas.microsoft.com/office/word/2023/wordml/word16du" xmlns:w16sdtdh="http://schemas.microsoft.com/office/word/2020/wordml/sdtdatahash" xmlns:w16sdtfl="http://schemas.microsoft.com/office/word/2024/wordml/sdtformatlock" xmlns:w16se="http://schemas.microsoft.com/office/word/2015/wordml/symex" xmlns:wpg="http://schemas.microsoft.com/office/word/2010/wordprocessingGroup" xmlns:wpi="http://schemas.microsoft.com/office/word/2010/wordprocessingInk" xmlns:wne="http://schemas.microsoft.com/office/word/2006/wordml" xmlns:wps="http://schemas.microsoft.com/office/word/2010/wordprocessingShape" mc:Ignorable="w14 w15 w16se w16cid w16 w16cex w16sdtdh w16sdtfl w16du wp14">
+  <w15:commentEx w15:paraId="20B0C8F5" w15:done="0"/>
+  <w15:commentEx w15:paraId="1853AF65" w15:done="0"/>
+  <w15:commentEx w15:paraId="4F157E0A" w15:done="0"/>
+  <w15:commentEx w15:paraId="6B2CD577" w15:done="0"/>
+</w15:commentsEx>
+</file>
+
+<file path=word/commentsExtensible.xml><?xml version="1.0" encoding="utf-8"?>
+<w16cex:commentsExtensible xmlns:wpc="http://schemas.microsoft.com/office/word/2010/wordprocessingCanvas" xmlns:cx="http://schemas.microsoft.com/office/drawing/2014/chartex" xmlns:cx1="http://schemas.microsoft.com/office/drawing/2015/9/8/chartex" xmlns:cx2="http://schemas.microsoft.com/office/drawing/2015/10/21/chartex" xmlns:cx3="http://schemas.microsoft.com/office/drawing/2016/5/9/chartex" xmlns:cx4="http://schemas.microsoft.com/office/drawing/2016/5/10/chartex" xmlns:cx5="http://schemas.microsoft.com/office/drawing/2016/5/11/chartex" xmlns:cx6="http://schemas.microsoft.com/office/drawing/2016/5/12/chartex" xmlns:cx7="http://schemas.microsoft.com/office/drawing/2016/5/13/chartex" xmlns:cx8="http://schemas.microsoft.com/office/drawing/2016/5/14/chartex" xmlns:cr="http://schemas.microsoft.com/office/comments/2020/reactions" xmlns:mc="http://schemas.openxmlformats.org/markup-compatibility/2006" xmlns:aink="http://schemas.microsoft.com/office/drawing/2016/ink" xmlns:am3d="http://schemas.microsoft.com/office/drawing/2017/model3d" xmlns:o="urn:schemas-microsoft-com:office:office" xmlns:oel="http://schemas.microsoft.com/office/2019/extlst" xmlns:r="http://schemas.openxmlformats.org/officeDocument/2006/relationships" xmlns:m="http://schemas.openxmlformats.org/officeDocument/2006/math" xmlns:v="urn:schemas-microsoft-com:vml" xmlns:wp14="http://schemas.microsoft.com/office/word/2010/wordprocessingDrawing" xmlns:wp="http://schemas.openxmlformats.org/drawingml/2006/wordprocessingDrawing" xmlns:w10="urn:schemas-microsoft-com:office:word" xmlns:w="http://schemas.openxmlformats.org/wordprocessingml/2006/main" xmlns:w14="http://schemas.microsoft.com/office/word/2010/wordml" xmlns:w15="http://schemas.microsoft.com/office/word/2012/wordml" xmlns:w16cex="http://schemas.microsoft.com/office/word/2018/wordml/cex" xmlns:w16cid="http://schemas.microsoft.com/office/word/2016/wordml/cid" xmlns:w16="http://schemas.microsoft.com/office/word/2018/wordml" xmlns:w16du="http://schemas.microsoft.com/office/word/2023/wordml/word16du" xmlns:w16sdtdh="http://schemas.microsoft.com/office/word/2020/wordml/sdtdatahash" xmlns:w16sdtfl="http://schemas.microsoft.com/office/word/2024/wordml/sdtformatlock" xmlns:w16se="http://schemas.microsoft.com/office/word/2015/wordml/symex" xmlns:wpg="http://schemas.microsoft.com/office/word/2010/wordprocessingGroup" xmlns:wpi="http://schemas.microsoft.com/office/word/2010/wordprocessingInk" xmlns:wne="http://schemas.microsoft.com/office/word/2006/wordml" xmlns:wps="http://schemas.microsoft.com/office/word/2010/wordprocessingShape" mc:Ignorable="w14 w15 w16se w16cid w16 w16cex w16sdtdh w16sdtfl cr w16du wp14">
+  <w16cex:commentExtensible w16cex:durableId="3672BB99" w16cex:dateUtc="2026-08-25T19:18:00Z"/>
+  <w16cex:commentExtensible w16cex:durableId="2FB51BAD" w16cex:dateUtc="2026-08-25T19:15:00Z"/>
+  <w16cex:commentExtensible w16cex:durableId="67C9B846" w16cex:dateUtc="2026-08-25T19:17:00Z"/>
+  <w16cex:commentExtensible w16cex:durableId="0F21DD93" w16cex:dateUtc="2026-08-25T19:17:00Z"/>
+</w16cex:commentsExtensible>
+</file>
+
+<file path=word/commentsIds.xml><?xml version="1.0" encoding="utf-8"?>
+<w16cid:commentsIds xmlns:wpc="http://schemas.microsoft.com/office/word/2010/wordprocessingCanvas" xmlns:cx="http://schemas.microsoft.com/office/drawing/2014/chartex" xmlns:cx1="http://schemas.microsoft.com/office/drawing/2015/9/8/chartex" xmlns:cx2="http://schemas.microsoft.com/office/drawing/2015/10/21/chartex" xmlns:cx3="http://schemas.microsoft.com/office/drawing/2016/5/9/chartex" xmlns:cx4="http://schemas.microsoft.com/office/drawing/2016/5/10/chartex" xmlns:cx5="http://schemas.microsoft.com/office/drawing/2016/5/11/chartex" xmlns:cx6="http://schemas.microsoft.com/office/drawing/2016/5/12/chartex" xmlns:cx7="http://schemas.microsoft.com/office/drawing/2016/5/13/chartex" xmlns:cx8="http://schemas.microsoft.com/office/drawing/2016/5/14/chartex" xmlns:mc="http://schemas.openxmlformats.org/markup-compatibility/2006" xmlns:aink="http://schemas.microsoft.com/office/drawing/2016/ink" xmlns:am3d="http://schemas.microsoft.com/office/drawing/2017/model3d" xmlns:o="urn:schemas-microsoft-com:office:office" xmlns:oel="http://schemas.microsoft.com/office/2019/extlst" xmlns:r="http://schemas.openxmlformats.org/officeDocument/2006/relationships" xmlns:m="http://schemas.openxmlformats.org/officeDocument/2006/math" xmlns:v="urn:schemas-microsoft-com:vml" xmlns:wp14="http://schemas.microsoft.com/office/word/2010/wordprocessingDrawing" xmlns:wp="http://schemas.openxmlformats.org/drawingml/2006/wordprocessingDrawing" xmlns:w10="urn:schemas-microsoft-com:office:word" xmlns:w="http://schemas.openxmlformats.org/wordprocessingml/2006/main" xmlns:w14="http://schemas.microsoft.com/office/word/2010/wordml" xmlns:w15="http://schemas.microsoft.com/office/word/2012/wordml" xmlns:w16cex="http://schemas.microsoft.com/office/word/2018/wordml/cex" xmlns:w16cid="http://schemas.microsoft.com/office/word/2016/wordml/cid" xmlns:w16="http://schemas.microsoft.com/office/word/2018/wordml" xmlns:w16du="http://schemas.microsoft.com/office/word/2023/wordml/word16du" xmlns:w16sdtdh="http://schemas.microsoft.com/office/word/2020/wordml/sdtdatahash" xmlns:w16sdtfl="http://schemas.microsoft.com/office/word/2024/wordml/sdtformatlock" xmlns:w16se="http://schemas.microsoft.com/office/word/2015/wordml/symex" xmlns:wpg="http://schemas.microsoft.com/office/word/2010/wordprocessingGroup" xmlns:wpi="http://schemas.microsoft.com/office/word/2010/wordprocessingInk" xmlns:wne="http://schemas.microsoft.com/office/word/2006/wordml" xmlns:wps="http://schemas.microsoft.com/office/word/2010/wordprocessingShape" mc:Ignorable="w14 w15 w16se w16cid w16 w16cex w16sdtdh w16sdtfl w16du wp14">
+  <w16cid:commentId w16cid:paraId="20B0C8F5" w16cid:durableId="3672BB99"/>
+  <w16cid:commentId w16cid:paraId="1853AF65" w16cid:durableId="2FB51BAD"/>
+  <w16cid:commentId w16cid:paraId="4F157E0A" w16cid:durableId="67C9B846"/>
+  <w16cid:commentId w16cid:paraId="6B2CD577" w16cid:durableId="0F21DD93"/>
+</w16cid:commentsIds>
+</file>
+
 <file path=word/endnotes.xml><?xml version="1.0" encoding="utf-8"?>
-<w:endnotes xmlns:wpc="http://schemas.microsoft.com/office/word/2010/wordprocessingCanvas" xmlns:cx="http://schemas.microsoft.com/office/drawing/2014/chartex" xmlns:cx1="http://schemas.microsoft.com/office/drawing/2015/9/8/chartex" xmlns:cx2="http://schemas.microsoft.com/office/drawing/2015/10/21/chartex" xmlns:cx3="http://schemas.microsoft.com/office/drawing/2016/5/9/chartex" xmlns:cx4="http://schemas.microsoft.com/office/drawing/2016/5/10/chartex" xmlns:cx5="http://schemas.microsoft.com/office/drawing/2016/5/11/chartex" xmlns:cx6="http://schemas.microsoft.com/office/drawing/2016/5/12/chartex" xmlns:cx7="http://schemas.microsoft.com/office/drawing/2016/5/13/chartex" xmlns:cx8="http://schemas.microsoft.com/office/drawing/2016/5/14/chartex" xmlns:mc="http://schemas.openxmlformats.org/markup-compatibility/2006" xmlns:aink="http://schemas.microsoft.com/office/drawing/2016/ink" xmlns:am3d="http://schemas.microsoft.com/office/drawing/2017/model3d" xmlns:o="urn:schemas-microsoft-com:office:office" xmlns:oel="http://schemas.microsoft.com/office/2019/extlst" xmlns:r="http://schemas.openxmlformats.org/officeDocument/2006/relationships" xmlns:m="http://schemas.openxmlformats.org/officeDocument/2006/math" xmlns:v="urn:schemas-microsoft-com:vml" xmlns:wp14="http://schemas.microsoft.com/office/word/2010/wordprocessingDrawing" xmlns:wp="http://schemas.openxmlformats.org/drawingml/2006/wordprocessingDrawing" xmlns:w10="urn:schemas-microsoft-com:office:word" xmlns:w="http://schemas.openxmlformats.org/wordprocessingml/2006/main" xmlns:w14="http://schemas.microsoft.com/office/word/2010/wordml" xmlns:w15="http://schemas.microsoft.com/office/word/2012/wordml" xmlns:w16cei="http://schemas.microsoft.com/office/word/2026/wordml/cei" xmlns:w16cex="http://schemas.microsoft.com/office/word/2018/wordml/cex" xmlns:w16cid="http://schemas.microsoft.com/office/word/2016/wordml/cid" xmlns:w16="http://schemas.microsoft.com/office/word/2018/wordml" xmlns:w16du="http://schemas.microsoft.com/office/word/2023/wordml/word16du" xmlns:w16sdtdh="http://schemas.microsoft.com/office/word/2020/wordml/sdtdatahash" xmlns:w16sdtfl="http://schemas.microsoft.com/office/word/2024/wordml/sdtformatlock" xmlns:w16se="http://schemas.microsoft.com/office/word/2015/wordml/symex" xmlns:wpg="http://schemas.microsoft.com/office/word/2010/wordprocessingGroup" xmlns:wpi="http://schemas.microsoft.com/office/word/2010/wordprocessingInk" xmlns:wne="http://schemas.microsoft.com/office/word/2006/wordml" xmlns:wps="http://schemas.microsoft.com/office/word/2010/wordprocessingShape" mc:Ignorable="w14 w15 w16se w16cid w16 w16cex w16sdtdh w16sdtfl w16du wp14">
+<w:endnotes xmlns:wpc="http://schemas.microsoft.com/office/word/2010/wordprocessingCanvas" xmlns:cx="http://schemas.microsoft.com/office/drawing/2014/chartex" xmlns:cx1="http://schemas.microsoft.com/office/drawing/2015/9/8/chartex" xmlns:cx2="http://schemas.microsoft.com/office/drawing/2015/10/21/chartex" xmlns:cx3="http://schemas.microsoft.com/office/drawing/2016/5/9/chartex" xmlns:cx4="http://schemas.microsoft.com/office/drawing/2016/5/10/chartex" xmlns:cx5="http://schemas.microsoft.com/office/drawing/2016/5/11/chartex" xmlns:cx6="http://schemas.microsoft.com/office/drawing/2016/5/12/chartex" xmlns:cx7="http://schemas.microsoft.com/office/drawing/2016/5/13/chartex" xmlns:cx8="http://schemas.microsoft.com/office/drawing/2016/5/14/chartex" xmlns:mc="http://schemas.openxmlformats.org/markup-compatibility/2006" xmlns:aink="http://schemas.microsoft.com/office/drawing/2016/ink" xmlns:am3d="http://schemas.microsoft.com/office/drawing/2017/model3d" xmlns:o="urn:schemas-microsoft-com:office:office" xmlns:oel="http://schemas.microsoft.com/office/2019/extlst" xmlns:r="http://schemas.openxmlformats.org/officeDocument/2006/relationships" xmlns:m="http://schemas.openxmlformats.org/officeDocument/2006/math" xmlns:v="urn:schemas-microsoft-com:vml" xmlns:wp14="http://schemas.microsoft.com/office/word/2010/wordprocessingDrawing" xmlns:wp="http://schemas.openxmlformats.org/drawingml/2006/wordprocessingDrawing" xmlns:w10="urn:schemas-microsoft-com:office:word" xmlns:w="http://schemas.openxmlformats.org/wordprocessingml/2006/main" xmlns:w14="http://schemas.microsoft.com/office/word/2010/wordml" xmlns:w15="http://schemas.microsoft.com/office/word/2012/wordml" xmlns:w16cex="http://schemas.microsoft.com/office/word/2018/wordml/cex" xmlns:w16cid="http://schemas.microsoft.com/office/word/2016/wordml/cid" xmlns:w16="http://schemas.microsoft.com/office/word/2018/wordml" xmlns:w16du="http://schemas.microsoft.com/office/word/2023/wordml/word16du" xmlns:w16sdtdh="http://schemas.microsoft.com/office/word/2020/wordml/sdtdatahash" xmlns:w16sdtfl="http://schemas.microsoft.com/office/word/2024/wordml/sdtformatlock" xmlns:w16se="http://schemas.microsoft.com/office/word/2015/wordml/symex" xmlns:wpg="http://schemas.microsoft.com/office/word/2010/wordprocessingGroup" xmlns:wpi="http://schemas.microsoft.com/office/word/2010/wordprocessingInk" xmlns:wne="http://schemas.microsoft.com/office/word/2006/wordml" xmlns:wps="http://schemas.microsoft.com/office/word/2010/wordprocessingShape" mc:Ignorable="w14 w15 w16se w16cid w16 w16cex w16sdtdh w16sdtfl w16du wp14">
   <w:endnote w:type="separator" w:id="-1">
     <w:p>
       <w:r>
@@ -6081,7 +5581,7 @@
 </file>
 
 <file path=word/footer1.xml><?xml version="1.0" encoding="utf-8"?>
-<w:ftr xmlns:wpc="http://schemas.microsoft.com/office/word/2010/wordprocessingCanvas" xmlns:cx="http://schemas.microsoft.com/office/drawing/2014/chartex" xmlns:cx1="http://schemas.microsoft.com/office/drawing/2015/9/8/chartex" xmlns:cx2="http://schemas.microsoft.com/office/drawing/2015/10/21/chartex" xmlns:cx3="http://schemas.microsoft.com/office/drawing/2016/5/9/chartex" xmlns:cx4="http://schemas.microsoft.com/office/drawing/2016/5/10/chartex" xmlns:cx5="http://schemas.microsoft.com/office/drawing/2016/5/11/chartex" xmlns:cx6="http://schemas.microsoft.com/office/drawing/2016/5/12/chartex" xmlns:cx7="http://schemas.microsoft.com/office/drawing/2016/5/13/chartex" xmlns:cx8="http://schemas.microsoft.com/office/drawing/2016/5/14/chartex" xmlns:mc="http://schemas.openxmlformats.org/markup-compatibility/2006" xmlns:aink="http://schemas.microsoft.com/office/drawing/2016/ink" xmlns:am3d="http://schemas.microsoft.com/office/drawing/2017/model3d" xmlns:o="urn:schemas-microsoft-com:office:office" xmlns:oel="http://schemas.microsoft.com/office/2019/extlst" xmlns:r="http://schemas.openxmlformats.org/officeDocument/2006/relationships" xmlns:m="http://schemas.openxmlformats.org/officeDocument/2006/math" xmlns:v="urn:schemas-microsoft-com:vml" xmlns:wp14="http://schemas.microsoft.com/office/word/2010/wordprocessingDrawing" xmlns:wp="http://schemas.openxmlformats.org/drawingml/2006/wordprocessingDrawing" xmlns:w10="urn:schemas-microsoft-com:office:word" xmlns:w="http://schemas.openxmlformats.org/wordprocessingml/2006/main" xmlns:w14="http://schemas.microsoft.com/office/word/2010/wordml" xmlns:w15="http://schemas.microsoft.com/office/word/2012/wordml" xmlns:w16cei="http://schemas.microsoft.com/office/word/2026/wordml/cei" xmlns:w16cex="http://schemas.microsoft.com/office/word/2018/wordml/cex" xmlns:w16cid="http://schemas.microsoft.com/office/word/2016/wordml/cid" xmlns:w16="http://schemas.microsoft.com/office/word/2018/wordml" xmlns:w16du="http://schemas.microsoft.com/office/word/2023/wordml/word16du" xmlns:w16sdtdh="http://schemas.microsoft.com/office/word/2020/wordml/sdtdatahash" xmlns:w16sdtfl="http://schemas.microsoft.com/office/word/2024/wordml/sdtformatlock" xmlns:w16se="http://schemas.microsoft.com/office/word/2015/wordml/symex" xmlns:wpg="http://schemas.microsoft.com/office/word/2010/wordprocessingGroup" xmlns:wpi="http://schemas.microsoft.com/office/word/2010/wordprocessingInk" xmlns:wne="http://schemas.microsoft.com/office/word/2006/wordml" xmlns:wps="http://schemas.microsoft.com/office/word/2010/wordprocessingShape" mc:Ignorable="w14 w15 w16se w16cid w16 w16cex w16sdtdh w16sdtfl w16du wp14">
+<w:ftr xmlns:wpc="http://schemas.microsoft.com/office/word/2010/wordprocessingCanvas" xmlns:cx="http://schemas.microsoft.com/office/drawing/2014/chartex" xmlns:cx1="http://schemas.microsoft.com/office/drawing/2015/9/8/chartex" xmlns:cx2="http://schemas.microsoft.com/office/drawing/2015/10/21/chartex" xmlns:cx3="http://schemas.microsoft.com/office/drawing/2016/5/9/chartex" xmlns:cx4="http://schemas.microsoft.com/office/drawing/2016/5/10/chartex" xmlns:cx5="http://schemas.microsoft.com/office/drawing/2016/5/11/chartex" xmlns:cx6="http://schemas.microsoft.com/office/drawing/2016/5/12/chartex" xmlns:cx7="http://schemas.microsoft.com/office/drawing/2016/5/13/chartex" xmlns:cx8="http://schemas.microsoft.com/office/drawing/2016/5/14/chartex" xmlns:mc="http://schemas.openxmlformats.org/markup-compatibility/2006" xmlns:aink="http://schemas.microsoft.com/office/drawing/2016/ink" xmlns:am3d="http://schemas.microsoft.com/office/drawing/2017/model3d" xmlns:o="urn:schemas-microsoft-com:office:office" xmlns:oel="http://schemas.microsoft.com/office/2019/extlst" xmlns:r="http://schemas.openxmlformats.org/officeDocument/2006/relationships" xmlns:m="http://schemas.openxmlformats.org/officeDocument/2006/math" xmlns:v="urn:schemas-microsoft-com:vml" xmlns:wp14="http://schemas.microsoft.com/office/word/2010/wordprocessingDrawing" xmlns:wp="http://schemas.openxmlformats.org/drawingml/2006/wordprocessingDrawing" xmlns:w10="urn:schemas-microsoft-com:office:word" xmlns:w="http://schemas.openxmlformats.org/wordprocessingml/2006/main" xmlns:w14="http://schemas.microsoft.com/office/word/2010/wordml" xmlns:w15="http://schemas.microsoft.com/office/word/2012/wordml" xmlns:w16cex="http://schemas.microsoft.com/office/word/2018/wordml/cex" xmlns:w16cid="http://schemas.microsoft.com/office/word/2016/wordml/cid" xmlns:w16="http://schemas.microsoft.com/office/word/2018/wordml" xmlns:w16du="http://schemas.microsoft.com/office/word/2023/wordml/word16du" xmlns:w16sdtdh="http://schemas.microsoft.com/office/word/2020/wordml/sdtdatahash" xmlns:w16sdtfl="http://schemas.microsoft.com/office/word/2024/wordml/sdtformatlock" xmlns:w16se="http://schemas.microsoft.com/office/word/2015/wordml/symex" xmlns:wpg="http://schemas.microsoft.com/office/word/2010/wordprocessingGroup" xmlns:wpi="http://schemas.microsoft.com/office/word/2010/wordprocessingInk" xmlns:wne="http://schemas.microsoft.com/office/word/2006/wordml" xmlns:wps="http://schemas.microsoft.com/office/word/2010/wordprocessingShape" mc:Ignorable="w14 w15 w16se w16cid w16 w16cex w16sdtdh w16sdtfl w16du wp14">
   <w:p>
     <w:pPr>
       <w:pStyle w:val="Rodap"/>
@@ -6099,7 +5599,7 @@
 </file>
 
 <file path=word/footnotes.xml><?xml version="1.0" encoding="utf-8"?>
-<w:footnotes xmlns:wpc="http://schemas.microsoft.com/office/word/2010/wordprocessingCanvas" xmlns:cx="http://schemas.microsoft.com/office/drawing/2014/chartex" xmlns:cx1="http://schemas.microsoft.com/office/drawing/2015/9/8/chartex" xmlns:cx2="http://schemas.microsoft.com/office/drawing/2015/10/21/chartex" xmlns:cx3="http://schemas.microsoft.com/office/drawing/2016/5/9/chartex" xmlns:cx4="http://schemas.microsoft.com/office/drawing/2016/5/10/chartex" xmlns:cx5="http://schemas.microsoft.com/office/drawing/2016/5/11/chartex" xmlns:cx6="http://schemas.microsoft.com/office/drawing/2016/5/12/chartex" xmlns:cx7="http://schemas.microsoft.com/office/drawing/2016/5/13/chartex" xmlns:cx8="http://schemas.microsoft.com/office/drawing/2016/5/14/chartex" xmlns:mc="http://schemas.openxmlformats.org/markup-compatibility/2006" xmlns:aink="http://schemas.microsoft.com/office/drawing/2016/ink" xmlns:am3d="http://schemas.microsoft.com/office/drawing/2017/model3d" xmlns:o="urn:schemas-microsoft-com:office:office" xmlns:oel="http://schemas.microsoft.com/office/2019/extlst" xmlns:r="http://schemas.openxmlformats.org/officeDocument/2006/relationships" xmlns:m="http://schemas.openxmlformats.org/officeDocument/2006/math" xmlns:v="urn:schemas-microsoft-com:vml" xmlns:wp14="http://schemas.microsoft.com/office/word/2010/wordprocessingDrawing" xmlns:wp="http://schemas.openxmlformats.org/drawingml/2006/wordprocessingDrawing" xmlns:w10="urn:schemas-microsoft-com:office:word" xmlns:w="http://schemas.openxmlformats.org/wordprocessingml/2006/main" xmlns:w14="http://schemas.microsoft.com/office/word/2010/wordml" xmlns:w15="http://schemas.microsoft.com/office/word/2012/wordml" xmlns:w16cei="http://schemas.microsoft.com/office/word/2026/wordml/cei" xmlns:w16cex="http://schemas.microsoft.com/office/word/2018/wordml/cex" xmlns:w16cid="http://schemas.microsoft.com/office/word/2016/wordml/cid" xmlns:w16="http://schemas.microsoft.com/office/word/2018/wordml" xmlns:w16du="http://schemas.microsoft.com/office/word/2023/wordml/word16du" xmlns:w16sdtdh="http://schemas.microsoft.com/office/word/2020/wordml/sdtdatahash" xmlns:w16sdtfl="http://schemas.microsoft.com/office/word/2024/wordml/sdtformatlock" xmlns:w16se="http://schemas.microsoft.com/office/word/2015/wordml/symex" xmlns:wpg="http://schemas.microsoft.com/office/word/2010/wordprocessingGroup" xmlns:wpi="http://schemas.microsoft.com/office/word/2010/wordprocessingInk" xmlns:wne="http://schemas.microsoft.com/office/word/2006/wordml" xmlns:wps="http://schemas.microsoft.com/office/word/2010/wordprocessingShape" mc:Ignorable="w14 w15 w16se w16cid w16 w16cex w16sdtdh w16sdtfl w16du wp14">
+<w:footnotes xmlns:wpc="http://schemas.microsoft.com/office/word/2010/wordprocessingCanvas" xmlns:cx="http://schemas.microsoft.com/office/drawing/2014/chartex" xmlns:cx1="http://schemas.microsoft.com/office/drawing/2015/9/8/chartex" xmlns:cx2="http://schemas.microsoft.com/office/drawing/2015/10/21/chartex" xmlns:cx3="http://schemas.microsoft.com/office/drawing/2016/5/9/chartex" xmlns:cx4="http://schemas.microsoft.com/office/drawing/2016/5/10/chartex" xmlns:cx5="http://schemas.microsoft.com/office/drawing/2016/5/11/chartex" xmlns:cx6="http://schemas.microsoft.com/office/drawing/2016/5/12/chartex" xmlns:cx7="http://schemas.microsoft.com/office/drawing/2016/5/13/chartex" xmlns:cx8="http://schemas.microsoft.com/office/drawing/2016/5/14/chartex" xmlns:mc="http://schemas.openxmlformats.org/markup-compatibility/2006" xmlns:aink="http://schemas.microsoft.com/office/drawing/2016/ink" xmlns:am3d="http://schemas.microsoft.com/office/drawing/2017/model3d" xmlns:o="urn:schemas-microsoft-com:office:office" xmlns:oel="http://schemas.microsoft.com/office/2019/extlst" xmlns:r="http://schemas.openxmlformats.org/officeDocument/2006/relationships" xmlns:m="http://schemas.openxmlformats.org/officeDocument/2006/math" xmlns:v="urn:schemas-microsoft-com:vml" xmlns:wp14="http://schemas.microsoft.com/office/word/2010/wordprocessingDrawing" xmlns:wp="http://schemas.openxmlformats.org/drawingml/2006/wordprocessingDrawing" xmlns:w10="urn:schemas-microsoft-com:office:word" xmlns:w="http://schemas.openxmlformats.org/wordprocessingml/2006/main" xmlns:w14="http://schemas.microsoft.com/office/word/2010/wordml" xmlns:w15="http://schemas.microsoft.com/office/word/2012/wordml" xmlns:w16cex="http://schemas.microsoft.com/office/word/2018/wordml/cex" xmlns:w16cid="http://schemas.microsoft.com/office/word/2016/wordml/cid" xmlns:w16="http://schemas.microsoft.com/office/word/2018/wordml" xmlns:w16du="http://schemas.microsoft.com/office/word/2023/wordml/word16du" xmlns:w16sdtdh="http://schemas.microsoft.com/office/word/2020/wordml/sdtdatahash" xmlns:w16sdtfl="http://schemas.microsoft.com/office/word/2024/wordml/sdtformatlock" xmlns:w16se="http://schemas.microsoft.com/office/word/2015/wordml/symex" xmlns:wpg="http://schemas.microsoft.com/office/word/2010/wordprocessingGroup" xmlns:wpi="http://schemas.microsoft.com/office/word/2010/wordprocessingInk" xmlns:wne="http://schemas.microsoft.com/office/word/2006/wordml" xmlns:wps="http://schemas.microsoft.com/office/word/2010/wordprocessingShape" mc:Ignorable="w14 w15 w16se w16cid w16 w16cex w16sdtdh w16sdtfl w16du wp14">
   <w:footnote w:type="separator" w:id="-1">
     <w:p>
       <w:r>
@@ -6118,7 +5618,7 @@
 </file>
 
 <file path=word/header1.xml><?xml version="1.0" encoding="utf-8"?>
-<w:hdr xmlns:wpc="http://schemas.microsoft.com/office/word/2010/wordprocessingCanvas" xmlns:cx="http://schemas.microsoft.com/office/drawing/2014/chartex" xmlns:cx1="http://schemas.microsoft.com/office/drawing/2015/9/8/chartex" xmlns:cx2="http://schemas.microsoft.com/office/drawing/2015/10/21/chartex" xmlns:cx3="http://schemas.microsoft.com/office/drawing/2016/5/9/chartex" xmlns:cx4="http://schemas.microsoft.com/office/drawing/2016/5/10/chartex" xmlns:cx5="http://schemas.microsoft.com/office/drawing/2016/5/11/chartex" xmlns:cx6="http://schemas.microsoft.com/office/drawing/2016/5/12/chartex" xmlns:cx7="http://schemas.microsoft.com/office/drawing/2016/5/13/chartex" xmlns:cx8="http://schemas.microsoft.com/office/drawing/2016/5/14/chartex" xmlns:mc="http://schemas.openxmlformats.org/markup-compatibility/2006" xmlns:aink="http://schemas.microsoft.com/office/drawing/2016/ink" xmlns:am3d="http://schemas.microsoft.com/office/drawing/2017/model3d" xmlns:o="urn:schemas-microsoft-com:office:office" xmlns:oel="http://schemas.microsoft.com/office/2019/extlst" xmlns:r="http://schemas.openxmlformats.org/officeDocument/2006/relationships" xmlns:m="http://schemas.openxmlformats.org/officeDocument/2006/math" xmlns:v="urn:schemas-microsoft-com:vml" xmlns:wp14="http://schemas.microsoft.com/office/word/2010/wordprocessingDrawing" xmlns:wp="http://schemas.openxmlformats.org/drawingml/2006/wordprocessingDrawing" xmlns:w10="urn:schemas-microsoft-com:office:word" xmlns:w="http://schemas.openxmlformats.org/wordprocessingml/2006/main" xmlns:w14="http://schemas.microsoft.com/office/word/2010/wordml" xmlns:w15="http://schemas.microsoft.com/office/word/2012/wordml" xmlns:w16cei="http://schemas.microsoft.com/office/word/2026/wordml/cei" xmlns:w16cex="http://schemas.microsoft.com/office/word/2018/wordml/cex" xmlns:w16cid="http://schemas.microsoft.com/office/word/2016/wordml/cid" xmlns:w16="http://schemas.microsoft.com/office/word/2018/wordml" xmlns:w16du="http://schemas.microsoft.com/office/word/2023/wordml/word16du" xmlns:w16sdtdh="http://schemas.microsoft.com/office/word/2020/wordml/sdtdatahash" xmlns:w16sdtfl="http://schemas.microsoft.com/office/word/2024/wordml/sdtformatlock" xmlns:w16se="http://schemas.microsoft.com/office/word/2015/wordml/symex" xmlns:wpg="http://schemas.microsoft.com/office/word/2010/wordprocessingGroup" xmlns:wpi="http://schemas.microsoft.com/office/word/2010/wordprocessingInk" xmlns:wne="http://schemas.microsoft.com/office/word/2006/wordml" xmlns:wps="http://schemas.microsoft.com/office/word/2010/wordprocessingShape" mc:Ignorable="w14 w15 w16se w16cid w16 w16cex w16sdtdh w16sdtfl w16du wp14">
+<w:hdr xmlns:wpc="http://schemas.microsoft.com/office/word/2010/wordprocessingCanvas" xmlns:cx="http://schemas.microsoft.com/office/drawing/2014/chartex" xmlns:cx1="http://schemas.microsoft.com/office/drawing/2015/9/8/chartex" xmlns:cx2="http://schemas.microsoft.com/office/drawing/2015/10/21/chartex" xmlns:cx3="http://schemas.microsoft.com/office/drawing/2016/5/9/chartex" xmlns:cx4="http://schemas.microsoft.com/office/drawing/2016/5/10/chartex" xmlns:cx5="http://schemas.microsoft.com/office/drawing/2016/5/11/chartex" xmlns:cx6="http://schemas.microsoft.com/office/drawing/2016/5/12/chartex" xmlns:cx7="http://schemas.microsoft.com/office/drawing/2016/5/13/chartex" xmlns:cx8="http://schemas.microsoft.com/office/drawing/2016/5/14/chartex" xmlns:mc="http://schemas.openxmlformats.org/markup-compatibility/2006" xmlns:aink="http://schemas.microsoft.com/office/drawing/2016/ink" xmlns:am3d="http://schemas.microsoft.com/office/drawing/2017/model3d" xmlns:o="urn:schemas-microsoft-com:office:office" xmlns:oel="http://schemas.microsoft.com/office/2019/extlst" xmlns:r="http://schemas.openxmlformats.org/officeDocument/2006/relationships" xmlns:m="http://schemas.openxmlformats.org/officeDocument/2006/math" xmlns:v="urn:schemas-microsoft-com:vml" xmlns:wp14="http://schemas.microsoft.com/office/word/2010/wordprocessingDrawing" xmlns:wp="http://schemas.openxmlformats.org/drawingml/2006/wordprocessingDrawing" xmlns:w10="urn:schemas-microsoft-com:office:word" xmlns:w="http://schemas.openxmlformats.org/wordprocessingml/2006/main" xmlns:w14="http://schemas.microsoft.com/office/word/2010/wordml" xmlns:w15="http://schemas.microsoft.com/office/word/2012/wordml" xmlns:w16cex="http://schemas.microsoft.com/office/word/2018/wordml/cex" xmlns:w16cid="http://schemas.microsoft.com/office/word/2016/wordml/cid" xmlns:w16="http://schemas.microsoft.com/office/word/2018/wordml" xmlns:w16du="http://schemas.microsoft.com/office/word/2023/wordml/word16du" xmlns:w16sdtdh="http://schemas.microsoft.com/office/word/2020/wordml/sdtdatahash" xmlns:w16sdtfl="http://schemas.microsoft.com/office/word/2024/wordml/sdtformatlock" xmlns:w16se="http://schemas.microsoft.com/office/word/2015/wordml/symex" xmlns:wpg="http://schemas.microsoft.com/office/word/2010/wordprocessingGroup" xmlns:wpi="http://schemas.microsoft.com/office/word/2010/wordprocessingInk" xmlns:wne="http://schemas.microsoft.com/office/word/2006/wordml" xmlns:wps="http://schemas.microsoft.com/office/word/2010/wordprocessingShape" mc:Ignorable="w14 w15 w16se w16cid w16 w16cex w16sdtdh w16sdtfl w16du wp14">
   <w:p>
     <w:pPr>
       <w:pStyle w:val="Cabealho"/>
@@ -6139,9 +5639,6 @@
       <w:jc w:val="center"/>
     </w:pPr>
     <w:r>
-      <w:rPr>
-        <w:noProof/>
-      </w:rPr>
       <w:drawing>
         <wp:inline distT="0" distB="0" distL="0" distR="0" wp14:anchorId="0B653086" wp14:editId="6076BED2">
           <wp:extent cx="2894965" cy="1265555"/>
@@ -6199,7 +5696,7 @@
 </file>
 
 <file path=word/numbering.xml><?xml version="1.0" encoding="utf-8"?>
-<w:numbering xmlns:wpc="http://schemas.microsoft.com/office/word/2010/wordprocessingCanvas" xmlns:cx="http://schemas.microsoft.com/office/drawing/2014/chartex" xmlns:cx1="http://schemas.microsoft.com/office/drawing/2015/9/8/chartex" xmlns:cx2="http://schemas.microsoft.com/office/drawing/2015/10/21/chartex" xmlns:cx3="http://schemas.microsoft.com/office/drawing/2016/5/9/chartex" xmlns:cx4="http://schemas.microsoft.com/office/drawing/2016/5/10/chartex" xmlns:cx5="http://schemas.microsoft.com/office/drawing/2016/5/11/chartex" xmlns:cx6="http://schemas.microsoft.com/office/drawing/2016/5/12/chartex" xmlns:cx7="http://schemas.microsoft.com/office/drawing/2016/5/13/chartex" xmlns:cx8="http://schemas.microsoft.com/office/drawing/2016/5/14/chartex" xmlns:mc="http://schemas.openxmlformats.org/markup-compatibility/2006" xmlns:aink="http://schemas.microsoft.com/office/drawing/2016/ink" xmlns:am3d="http://schemas.microsoft.com/office/drawing/2017/model3d" xmlns:o="urn:schemas-microsoft-com:office:office" xmlns:oel="http://schemas.microsoft.com/office/2019/extlst" xmlns:r="http://schemas.openxmlformats.org/officeDocument/2006/relationships" xmlns:m="http://schemas.openxmlformats.org/officeDocument/2006/math" xmlns:v="urn:schemas-microsoft-com:vml" xmlns:wp14="http://schemas.microsoft.com/office/word/2010/wordprocessingDrawing" xmlns:wp="http://schemas.openxmlformats.org/drawingml/2006/wordprocessingDrawing" xmlns:w10="urn:schemas-microsoft-com:office:word" xmlns:w="http://schemas.openxmlformats.org/wordprocessingml/2006/main" xmlns:w14="http://schemas.microsoft.com/office/word/2010/wordml" xmlns:w15="http://schemas.microsoft.com/office/word/2012/wordml" xmlns:w16cei="http://schemas.microsoft.com/office/word/2026/wordml/cei" xmlns:w16cex="http://schemas.microsoft.com/office/word/2018/wordml/cex" xmlns:w16cid="http://schemas.microsoft.com/office/word/2016/wordml/cid" xmlns:w16="http://schemas.microsoft.com/office/word/2018/wordml" xmlns:w16du="http://schemas.microsoft.com/office/word/2023/wordml/word16du" xmlns:w16sdtdh="http://schemas.microsoft.com/office/word/2020/wordml/sdtdatahash" xmlns:w16sdtfl="http://schemas.microsoft.com/office/word/2024/wordml/sdtformatlock" xmlns:w16se="http://schemas.microsoft.com/office/word/2015/wordml/symex" xmlns:wpg="http://schemas.microsoft.com/office/word/2010/wordprocessingGroup" xmlns:wpi="http://schemas.microsoft.com/office/word/2010/wordprocessingInk" xmlns:wne="http://schemas.microsoft.com/office/word/2006/wordml" xmlns:wps="http://schemas.microsoft.com/office/word/2010/wordprocessingShape" mc:Ignorable="w14 w15 w16se w16cid w16 w16cex w16sdtdh w16sdtfl w16du wp14">
+<w:numbering xmlns:wpc="http://schemas.microsoft.com/office/word/2010/wordprocessingCanvas" xmlns:cx="http://schemas.microsoft.com/office/drawing/2014/chartex" xmlns:cx1="http://schemas.microsoft.com/office/drawing/2015/9/8/chartex" xmlns:cx2="http://schemas.microsoft.com/office/drawing/2015/10/21/chartex" xmlns:cx3="http://schemas.microsoft.com/office/drawing/2016/5/9/chartex" xmlns:cx4="http://schemas.microsoft.com/office/drawing/2016/5/10/chartex" xmlns:cx5="http://schemas.microsoft.com/office/drawing/2016/5/11/chartex" xmlns:cx6="http://schemas.microsoft.com/office/drawing/2016/5/12/chartex" xmlns:cx7="http://schemas.microsoft.com/office/drawing/2016/5/13/chartex" xmlns:cx8="http://schemas.microsoft.com/office/drawing/2016/5/14/chartex" xmlns:mc="http://schemas.openxmlformats.org/markup-compatibility/2006" xmlns:aink="http://schemas.microsoft.com/office/drawing/2016/ink" xmlns:am3d="http://schemas.microsoft.com/office/drawing/2017/model3d" xmlns:o="urn:schemas-microsoft-com:office:office" xmlns:oel="http://schemas.microsoft.com/office/2019/extlst" xmlns:r="http://schemas.openxmlformats.org/officeDocument/2006/relationships" xmlns:m="http://schemas.openxmlformats.org/officeDocument/2006/math" xmlns:v="urn:schemas-microsoft-com:vml" xmlns:wp14="http://schemas.microsoft.com/office/word/2010/wordprocessingDrawing" xmlns:wp="http://schemas.openxmlformats.org/drawingml/2006/wordprocessingDrawing" xmlns:w10="urn:schemas-microsoft-com:office:word" xmlns:w="http://schemas.openxmlformats.org/wordprocessingml/2006/main" xmlns:w14="http://schemas.microsoft.com/office/word/2010/wordml" xmlns:w15="http://schemas.microsoft.com/office/word/2012/wordml" xmlns:w16cex="http://schemas.microsoft.com/office/word/2018/wordml/cex" xmlns:w16cid="http://schemas.microsoft.com/office/word/2016/wordml/cid" xmlns:w16="http://schemas.microsoft.com/office/word/2018/wordml" xmlns:w16du="http://schemas.microsoft.com/office/word/2023/wordml/word16du" xmlns:w16sdtdh="http://schemas.microsoft.com/office/word/2020/wordml/sdtdatahash" xmlns:w16sdtfl="http://schemas.microsoft.com/office/word/2024/wordml/sdtformatlock" xmlns:w16se="http://schemas.microsoft.com/office/word/2015/wordml/symex" xmlns:wpg="http://schemas.microsoft.com/office/word/2010/wordprocessingGroup" xmlns:wpi="http://schemas.microsoft.com/office/word/2010/wordprocessingInk" xmlns:wne="http://schemas.microsoft.com/office/word/2006/wordml" xmlns:wps="http://schemas.microsoft.com/office/word/2010/wordprocessingShape" mc:Ignorable="w14 w15 w16se w16cid w16 w16cex w16sdtdh w16sdtfl w16du wp14">
   <w:abstractNum w:abstractNumId="0" w15:restartNumberingAfterBreak="0">
     <w:nsid w:val="003F12E1"/>
     <w:multiLevelType w:val="multilevel"/>
@@ -7581,6 +7078,14 @@
     <w:abstractNumId w:val="1"/>
   </w:num>
 </w:numbering>
+</file>
+
+<file path=word/people.xml><?xml version="1.0" encoding="utf-8"?>
+<w15:people xmlns:wpc="http://schemas.microsoft.com/office/word/2010/wordprocessingCanvas" xmlns:cx="http://schemas.microsoft.com/office/drawing/2014/chartex" xmlns:cx1="http://schemas.microsoft.com/office/drawing/2015/9/8/chartex" xmlns:cx2="http://schemas.microsoft.com/office/drawing/2015/10/21/chartex" xmlns:cx3="http://schemas.microsoft.com/office/drawing/2016/5/9/chartex" xmlns:cx4="http://schemas.microsoft.com/office/drawing/2016/5/10/chartex" xmlns:cx5="http://schemas.microsoft.com/office/drawing/2016/5/11/chartex" xmlns:cx6="http://schemas.microsoft.com/office/drawing/2016/5/12/chartex" xmlns:cx7="http://schemas.microsoft.com/office/drawing/2016/5/13/chartex" xmlns:cx8="http://schemas.microsoft.com/office/drawing/2016/5/14/chartex" xmlns:mc="http://schemas.openxmlformats.org/markup-compatibility/2006" xmlns:aink="http://schemas.microsoft.com/office/drawing/2016/ink" xmlns:am3d="http://schemas.microsoft.com/office/drawing/2017/model3d" xmlns:o="urn:schemas-microsoft-com:office:office" xmlns:oel="http://schemas.microsoft.com/office/2019/extlst" xmlns:r="http://schemas.openxmlformats.org/officeDocument/2006/relationships" xmlns:m="http://schemas.openxmlformats.org/officeDocument/2006/math" xmlns:v="urn:schemas-microsoft-com:vml" xmlns:wp14="http://schemas.microsoft.com/office/word/2010/wordprocessingDrawing" xmlns:wp="http://schemas.openxmlformats.org/drawingml/2006/wordprocessingDrawing" xmlns:w10="urn:schemas-microsoft-com:office:word" xmlns:w="http://schemas.openxmlformats.org/wordprocessingml/2006/main" xmlns:w14="http://schemas.microsoft.com/office/word/2010/wordml" xmlns:w15="http://schemas.microsoft.com/office/word/2012/wordml" xmlns:w16cex="http://schemas.microsoft.com/office/word/2018/wordml/cex" xmlns:w16cid="http://schemas.microsoft.com/office/word/2016/wordml/cid" xmlns:w16="http://schemas.microsoft.com/office/word/2018/wordml" xmlns:w16du="http://schemas.microsoft.com/office/word/2023/wordml/word16du" xmlns:w16sdtdh="http://schemas.microsoft.com/office/word/2020/wordml/sdtdatahash" xmlns:w16sdtfl="http://schemas.microsoft.com/office/word/2024/wordml/sdtformatlock" xmlns:w16se="http://schemas.microsoft.com/office/word/2015/wordml/symex" xmlns:wpg="http://schemas.microsoft.com/office/word/2010/wordprocessingGroup" xmlns:wpi="http://schemas.microsoft.com/office/word/2010/wordprocessingInk" xmlns:wne="http://schemas.microsoft.com/office/word/2006/wordml" xmlns:wps="http://schemas.microsoft.com/office/word/2010/wordprocessingShape" mc:Ignorable="w14 w15 w16se w16cid w16 w16cex w16sdtdh w16sdtfl w16du wp14">
+  <w15:person w15:author="Cleverson S. Sobrinho">
+    <w15:presenceInfo w15:providerId="Windows Live" w15:userId="0cd7cd78bee6268b"/>
+  </w15:person>
+</w15:people>
 </file>
 
 <file path=word/styles.xml><?xml version="1.0" encoding="utf-8"?>
@@ -7992,7 +7497,7 @@
     <w:rPr>
       <w:rFonts w:ascii="Times New Roman" w:eastAsia="Times New Roman" w:hAnsi="Times New Roman" w:cs="Times New Roman"/>
       <w:sz w:val="24"/>
-      <w:lang w:val="pt-PT"/>
+      <w:lang w:val="pt-BR"/>
     </w:rPr>
   </w:style>
   <w:style w:type="paragraph" w:styleId="Ttulo1">
@@ -8756,6 +8261,76 @@
       <w:sz w:val="24"/>
     </w:rPr>
   </w:style>
+  <w:style w:type="character" w:styleId="Refdecomentrio">
+    <w:name w:val="annotation reference"/>
+    <w:basedOn w:val="Fontepargpadro"/>
+    <w:uiPriority w:val="99"/>
+    <w:semiHidden/>
+    <w:unhideWhenUsed/>
+    <w:rsid w:val="00836685"/>
+    <w:rPr>
+      <w:sz w:val="16"/>
+      <w:szCs w:val="16"/>
+    </w:rPr>
+  </w:style>
+  <w:style w:type="paragraph" w:styleId="Textodecomentrio">
+    <w:name w:val="annotation text"/>
+    <w:basedOn w:val="Normal"/>
+    <w:link w:val="TextodecomentrioChar"/>
+    <w:uiPriority w:val="99"/>
+    <w:unhideWhenUsed/>
+    <w:rsid w:val="00836685"/>
+    <w:pPr>
+      <w:spacing w:line="240" w:lineRule="auto"/>
+    </w:pPr>
+    <w:rPr>
+      <w:sz w:val="20"/>
+      <w:szCs w:val="20"/>
+    </w:rPr>
+  </w:style>
+  <w:style w:type="character" w:customStyle="1" w:styleId="TextodecomentrioChar">
+    <w:name w:val="Texto de comentário Char"/>
+    <w:basedOn w:val="Fontepargpadro"/>
+    <w:link w:val="Textodecomentrio"/>
+    <w:uiPriority w:val="99"/>
+    <w:rsid w:val="00836685"/>
+    <w:rPr>
+      <w:rFonts w:ascii="Times New Roman" w:eastAsia="Times New Roman" w:hAnsi="Times New Roman" w:cs="Times New Roman"/>
+      <w:sz w:val="20"/>
+      <w:szCs w:val="20"/>
+      <w:lang w:val="pt-PT"/>
+    </w:rPr>
+  </w:style>
+  <w:style w:type="paragraph" w:styleId="Assuntodocomentrio">
+    <w:name w:val="annotation subject"/>
+    <w:basedOn w:val="Textodecomentrio"/>
+    <w:next w:val="Textodecomentrio"/>
+    <w:link w:val="AssuntodocomentrioChar"/>
+    <w:uiPriority w:val="99"/>
+    <w:semiHidden/>
+    <w:unhideWhenUsed/>
+    <w:rsid w:val="00836685"/>
+    <w:rPr>
+      <w:b/>
+      <w:bCs/>
+    </w:rPr>
+  </w:style>
+  <w:style w:type="character" w:customStyle="1" w:styleId="AssuntodocomentrioChar">
+    <w:name w:val="Assunto do comentário Char"/>
+    <w:basedOn w:val="TextodecomentrioChar"/>
+    <w:link w:val="Assuntodocomentrio"/>
+    <w:uiPriority w:val="99"/>
+    <w:semiHidden/>
+    <w:rsid w:val="00836685"/>
+    <w:rPr>
+      <w:rFonts w:ascii="Times New Roman" w:eastAsia="Times New Roman" w:hAnsi="Times New Roman" w:cs="Times New Roman"/>
+      <w:b/>
+      <w:bCs/>
+      <w:sz w:val="20"/>
+      <w:szCs w:val="20"/>
+      <w:lang w:val="pt-PT"/>
+    </w:rPr>
+  </w:style>
 </w:styles>
 </file>
 
